--- a/CV_TORRENTI_Sylvain.docx
+++ b/CV_TORRENTI_Sylvain.docx
@@ -1,6 +1,6 @@
 
 <file path=word/document.xml><?xml version="1.0" encoding="utf-8"?>
-<w:document xmlns:wpc="http://schemas.microsoft.com/office/word/2010/wordprocessingCanvas" xmlns:cx="http://schemas.microsoft.com/office/drawing/2014/chartex" xmlns:cx1="http://schemas.microsoft.com/office/drawing/2015/9/8/chartex" xmlns:cx2="http://schemas.microsoft.com/office/drawing/2015/10/21/chartex" xmlns:cx3="http://schemas.microsoft.com/office/drawing/2016/5/9/chartex" xmlns:cx4="http://schemas.microsoft.com/office/drawing/2016/5/10/chartex" xmlns:cx5="http://schemas.microsoft.com/office/drawing/2016/5/11/chartex" xmlns:cx6="http://schemas.microsoft.com/office/drawing/2016/5/12/chartex" xmlns:cx7="http://schemas.microsoft.com/office/drawing/2016/5/13/chartex" xmlns:cx8="http://schemas.microsoft.com/office/drawing/2016/5/14/chartex" xmlns:mc="http://schemas.openxmlformats.org/markup-compatibility/2006" xmlns:aink="http://schemas.microsoft.com/office/drawing/2016/ink" xmlns:am3d="http://schemas.microsoft.com/office/drawing/2017/model3d" xmlns:o="urn:schemas-microsoft-com:office:office" xmlns:oel="http://schemas.microsoft.com/office/2019/extlst" xmlns:r="http://schemas.openxmlformats.org/officeDocument/2006/relationships" xmlns:m="http://schemas.openxmlformats.org/officeDocument/2006/math" xmlns:v="urn:schemas-microsoft-com:vml" xmlns:wp14="http://schemas.microsoft.com/office/word/2010/wordprocessingDrawing" xmlns:wp="http://schemas.openxmlformats.org/drawingml/2006/wordprocessingDrawing" xmlns:w10="urn:schemas-microsoft-com:office:word" xmlns:w="http://schemas.openxmlformats.org/wordprocessingml/2006/main" xmlns:w14="http://schemas.microsoft.com/office/word/2010/wordml" xmlns:w15="http://schemas.microsoft.com/office/word/2012/wordml" xmlns:w16cex="http://schemas.microsoft.com/office/word/2018/wordml/cex" xmlns:w16cid="http://schemas.microsoft.com/office/word/2016/wordml/cid" xmlns:w16="http://schemas.microsoft.com/office/word/2018/wordml" xmlns:w16du="http://schemas.microsoft.com/office/word/2023/wordml/word16du" xmlns:w16sdtdh="http://schemas.microsoft.com/office/word/2020/wordml/sdtdatahash" xmlns:w16se="http://schemas.microsoft.com/office/word/2015/wordml/symex" xmlns:wpg="http://schemas.microsoft.com/office/word/2010/wordprocessingGroup" xmlns:wpi="http://schemas.microsoft.com/office/word/2010/wordprocessingInk" xmlns:wne="http://schemas.microsoft.com/office/word/2006/wordml" xmlns:wps="http://schemas.microsoft.com/office/word/2010/wordprocessingShape" mc:Ignorable="w14 w15 w16se w16cid w16 w16cex w16sdtdh w16du wp14">
+<w:document xmlns:wpc="http://schemas.microsoft.com/office/word/2010/wordprocessingCanvas" xmlns:cx="http://schemas.microsoft.com/office/drawing/2014/chartex" xmlns:cx1="http://schemas.microsoft.com/office/drawing/2015/9/8/chartex" xmlns:cx2="http://schemas.microsoft.com/office/drawing/2015/10/21/chartex" xmlns:cx3="http://schemas.microsoft.com/office/drawing/2016/5/9/chartex" xmlns:cx4="http://schemas.microsoft.com/office/drawing/2016/5/10/chartex" xmlns:cx5="http://schemas.microsoft.com/office/drawing/2016/5/11/chartex" xmlns:cx6="http://schemas.microsoft.com/office/drawing/2016/5/12/chartex" xmlns:cx7="http://schemas.microsoft.com/office/drawing/2016/5/13/chartex" xmlns:cx8="http://schemas.microsoft.com/office/drawing/2016/5/14/chartex" xmlns:mc="http://schemas.openxmlformats.org/markup-compatibility/2006" xmlns:aink="http://schemas.microsoft.com/office/drawing/2016/ink" xmlns:am3d="http://schemas.microsoft.com/office/drawing/2017/model3d" xmlns:o="urn:schemas-microsoft-com:office:office" xmlns:oel="http://schemas.microsoft.com/office/2019/extlst" xmlns:r="http://schemas.openxmlformats.org/officeDocument/2006/relationships" xmlns:m="http://schemas.openxmlformats.org/officeDocument/2006/math" xmlns:v="urn:schemas-microsoft-com:vml" xmlns:wp14="http://schemas.microsoft.com/office/word/2010/wordprocessingDrawing" xmlns:wp="http://schemas.openxmlformats.org/drawingml/2006/wordprocessingDrawing" xmlns:w10="urn:schemas-microsoft-com:office:word" xmlns:w="http://schemas.openxmlformats.org/wordprocessingml/2006/main" xmlns:w14="http://schemas.microsoft.com/office/word/2010/wordml" xmlns:w15="http://schemas.microsoft.com/office/word/2012/wordml" xmlns:w16cex="http://schemas.microsoft.com/office/word/2018/wordml/cex" xmlns:w16cid="http://schemas.microsoft.com/office/word/2016/wordml/cid" xmlns:w16="http://schemas.microsoft.com/office/word/2018/wordml" xmlns:w16du="http://schemas.microsoft.com/office/word/2023/wordml/word16du" xmlns:w16sdtdh="http://schemas.microsoft.com/office/word/2020/wordml/sdtdatahash" xmlns:w16sdtfl="http://schemas.microsoft.com/office/word/2024/wordml/sdtformatlock" xmlns:w16se="http://schemas.microsoft.com/office/word/2015/wordml/symex" xmlns:wpg="http://schemas.microsoft.com/office/word/2010/wordprocessingGroup" xmlns:wpi="http://schemas.microsoft.com/office/word/2010/wordprocessingInk" xmlns:wne="http://schemas.microsoft.com/office/word/2006/wordml" xmlns:wps="http://schemas.microsoft.com/office/word/2010/wordprocessingShape" mc:Ignorable="w14 w15 w16se w16cid w16 w16cex w16sdtdh w16sdtfl w16du wp14">
   <w:body>
     <w:p>
       <w:r>
@@ -162,7 +162,14 @@
                             </w:r>
                             <w:r>
                               <w:tab/>
-                              <w:t>d’Applications)</w:t>
+                            </w:r>
+                            <w:proofErr w:type="gramStart"/>
+                            <w:r>
+                              <w:t>d’Applications</w:t>
+                            </w:r>
+                            <w:proofErr w:type="gramEnd"/>
+                            <w:r>
+                              <w:t>)</w:t>
                             </w:r>
                           </w:p>
                           <w:p>
@@ -1250,18 +1257,25 @@
                                 <w:tab w:val="left" w:pos="1985"/>
                               </w:tabs>
                               <w:spacing w:after="0" w:line="240" w:lineRule="exact"/>
-                              <w:ind w:left="284"/>
-                              <w:rPr>
-                                <w:sz w:val="18"/>
-                                <w:szCs w:val="18"/>
-                              </w:rPr>
-                            </w:pPr>
-                            <w:r>
-                              <w:rPr>
-                                <w:sz w:val="18"/>
-                                <w:szCs w:val="18"/>
-                              </w:rPr>
-                              <w:t>2022-2024</w:t>
+                              <w:ind w:left="1979" w:hanging="1695"/>
+                              <w:rPr>
+                                <w:sz w:val="18"/>
+                                <w:szCs w:val="18"/>
+                              </w:rPr>
+                            </w:pPr>
+                            <w:r>
+                              <w:rPr>
+                                <w:sz w:val="18"/>
+                                <w:szCs w:val="18"/>
+                              </w:rPr>
+                              <w:t>202</w:t>
+                            </w:r>
+                            <w:r>
+                              <w:rPr>
+                                <w:sz w:val="18"/>
+                                <w:szCs w:val="18"/>
+                              </w:rPr>
+                              <w:t>5</w:t>
                             </w:r>
                             <w:r>
                               <w:rPr>
@@ -1275,7 +1289,23 @@
                                 <w:sz w:val="18"/>
                                 <w:szCs w:val="18"/>
                               </w:rPr>
-                              <w:t>Concepteur Développeur d’Applications - Bac+3/4</w:t>
+                              <w:tab/>
+                            </w:r>
+                            <w:proofErr w:type="gramStart"/>
+                            <w:r>
+                              <w:rPr>
+                                <w:sz w:val="18"/>
+                                <w:szCs w:val="18"/>
+                              </w:rPr>
+                              <w:t>Février</w:t>
+                            </w:r>
+                            <w:proofErr w:type="gramEnd"/>
+                            <w:r>
+                              <w:rPr>
+                                <w:sz w:val="18"/>
+                                <w:szCs w:val="18"/>
+                              </w:rPr>
+                              <w:t xml:space="preserve"> – Juillet Formation auprès de Wall Street English pour améliorer mon niveau et ma prosodie (Début après test niveau 14/20)</w:t>
                             </w:r>
                           </w:p>
                           <w:p>
@@ -1290,35 +1320,6 @@
                                 <w:szCs w:val="18"/>
                               </w:rPr>
                             </w:pPr>
-                            <w:r>
-                              <w:rPr>
-                                <w:sz w:val="18"/>
-                                <w:szCs w:val="18"/>
-                              </w:rPr>
-                              <w:tab/>
-                              <w:t>Centre de Formation 2ISA</w:t>
-                            </w:r>
-                            <w:r>
-                              <w:rPr>
-                                <w:sz w:val="18"/>
-                                <w:szCs w:val="18"/>
-                              </w:rPr>
-                              <w:t xml:space="preserve"> Millau</w:t>
-                            </w:r>
-                            <w:r>
-                              <w:rPr>
-                                <w:sz w:val="18"/>
-                                <w:szCs w:val="18"/>
-                              </w:rPr>
-                              <w:t xml:space="preserve"> (12)</w:t>
-                            </w:r>
-                            <w:r>
-                              <w:rPr>
-                                <w:sz w:val="18"/>
-                                <w:szCs w:val="18"/>
-                              </w:rPr>
-                              <w:t xml:space="preserve"> </w:t>
-                            </w:r>
                           </w:p>
                           <w:p>
                             <w:pPr>
@@ -1326,22 +1327,32 @@
                                 <w:tab w:val="left" w:pos="1985"/>
                               </w:tabs>
                               <w:spacing w:after="0" w:line="240" w:lineRule="exact"/>
-                              <w:ind w:left="1985"/>
-                              <w:rPr>
-                                <w:i/>
-                                <w:iCs/>
-                                <w:sz w:val="18"/>
-                                <w:szCs w:val="18"/>
-                              </w:rPr>
-                            </w:pPr>
-                            <w:r>
-                              <w:rPr>
-                                <w:i/>
-                                <w:iCs/>
-                                <w:sz w:val="18"/>
-                                <w:szCs w:val="18"/>
-                              </w:rPr>
-                              <w:t>Deux projets fil rouge création d’une application web avec le Framework laravel relié à une BDD puis création d’une application en couche avec une API et une BDD</w:t>
+                              <w:ind w:left="284"/>
+                              <w:rPr>
+                                <w:sz w:val="18"/>
+                                <w:szCs w:val="18"/>
+                              </w:rPr>
+                            </w:pPr>
+                            <w:r>
+                              <w:rPr>
+                                <w:sz w:val="18"/>
+                                <w:szCs w:val="18"/>
+                              </w:rPr>
+                              <w:t>2022-2024</w:t>
+                            </w:r>
+                            <w:r>
+                              <w:rPr>
+                                <w:sz w:val="18"/>
+                                <w:szCs w:val="18"/>
+                              </w:rPr>
+                              <w:tab/>
+                            </w:r>
+                            <w:r>
+                              <w:rPr>
+                                <w:sz w:val="18"/>
+                                <w:szCs w:val="18"/>
+                              </w:rPr>
+                              <w:t>Concepteur Développeur d’Applications - Bac+3/4</w:t>
                             </w:r>
                           </w:p>
                           <w:p>
@@ -1352,20 +1363,38 @@
                               <w:spacing w:after="0" w:line="240" w:lineRule="exact"/>
                               <w:ind w:left="284"/>
                               <w:rPr>
-                                <w:b/>
-                                <w:bCs/>
-                                <w:sz w:val="18"/>
-                                <w:szCs w:val="18"/>
-                              </w:rPr>
-                            </w:pPr>
-                            <w:r>
-                              <w:rPr>
-                                <w:b/>
-                                <w:bCs/>
+                                <w:sz w:val="18"/>
+                                <w:szCs w:val="18"/>
+                              </w:rPr>
+                            </w:pPr>
+                            <w:r>
+                              <w:rPr>
                                 <w:sz w:val="18"/>
                                 <w:szCs w:val="18"/>
                               </w:rPr>
                               <w:tab/>
+                              <w:t>Centre de Formation 2ISA</w:t>
+                            </w:r>
+                            <w:r>
+                              <w:rPr>
+                                <w:sz w:val="18"/>
+                                <w:szCs w:val="18"/>
+                              </w:rPr>
+                              <w:t xml:space="preserve"> Millau</w:t>
+                            </w:r>
+                            <w:r>
+                              <w:rPr>
+                                <w:sz w:val="18"/>
+                                <w:szCs w:val="18"/>
+                              </w:rPr>
+                              <w:t xml:space="preserve"> (12)</w:t>
+                            </w:r>
+                            <w:r>
+                              <w:rPr>
+                                <w:sz w:val="18"/>
+                                <w:szCs w:val="18"/>
+                              </w:rPr>
+                              <w:t xml:space="preserve"> </w:t>
                             </w:r>
                           </w:p>
                           <w:p>
@@ -1374,40 +1403,22 @@
                                 <w:tab w:val="left" w:pos="1985"/>
                               </w:tabs>
                               <w:spacing w:after="0" w:line="240" w:lineRule="exact"/>
-                              <w:ind w:left="284"/>
-                              <w:rPr>
-                                <w:sz w:val="18"/>
-                                <w:szCs w:val="18"/>
-                              </w:rPr>
-                            </w:pPr>
-                            <w:r>
-                              <w:rPr>
-                                <w:sz w:val="18"/>
-                                <w:szCs w:val="18"/>
-                              </w:rPr>
-                              <w:t xml:space="preserve">2019 - </w:t>
-                            </w:r>
-                            <w:r>
-                              <w:rPr>
-                                <w:sz w:val="18"/>
-                                <w:szCs w:val="18"/>
-                              </w:rPr>
-                              <w:t>sept</w:t>
-                            </w:r>
-                            <w:r>
-                              <w:rPr>
-                                <w:sz w:val="18"/>
-                                <w:szCs w:val="18"/>
-                              </w:rPr>
-                              <w:t xml:space="preserve"> 2021</w:t>
-                            </w:r>
-                            <w:r>
-                              <w:rPr>
-                                <w:sz w:val="18"/>
-                                <w:szCs w:val="18"/>
-                              </w:rPr>
-                              <w:tab/>
-                              <w:t>Concepteur Développeur d’Applications - Bac+3/4</w:t>
+                              <w:ind w:left="1985"/>
+                              <w:rPr>
+                                <w:i/>
+                                <w:iCs/>
+                                <w:sz w:val="18"/>
+                                <w:szCs w:val="18"/>
+                              </w:rPr>
+                            </w:pPr>
+                            <w:r>
+                              <w:rPr>
+                                <w:i/>
+                                <w:iCs/>
+                                <w:sz w:val="18"/>
+                                <w:szCs w:val="18"/>
+                              </w:rPr>
+                              <w:t>Deux projets fil rouge création d’une application web avec le Framework laravel relié à une BDD puis création d’une application en couche avec une API et une BDD</w:t>
                             </w:r>
                           </w:p>
                           <w:p>
@@ -1418,57 +1429,20 @@
                               <w:spacing w:after="0" w:line="240" w:lineRule="exact"/>
                               <w:ind w:left="284"/>
                               <w:rPr>
-                                <w:i/>
-                                <w:iCs/>
-                                <w:sz w:val="18"/>
-                                <w:szCs w:val="18"/>
-                              </w:rPr>
-                            </w:pPr>
-                            <w:r>
-                              <w:rPr>
+                                <w:b/>
+                                <w:bCs/>
+                                <w:sz w:val="18"/>
+                                <w:szCs w:val="18"/>
+                              </w:rPr>
+                            </w:pPr>
+                            <w:r>
+                              <w:rPr>
+                                <w:b/>
+                                <w:bCs/>
                                 <w:sz w:val="18"/>
                                 <w:szCs w:val="18"/>
                               </w:rPr>
                               <w:tab/>
-                            </w:r>
-                            <w:r>
-                              <w:rPr>
-                                <w:i/>
-                                <w:iCs/>
-                                <w:sz w:val="18"/>
-                                <w:szCs w:val="18"/>
-                              </w:rPr>
-                              <w:t>Préqualification en développement informatique (5 mois)</w:t>
-                            </w:r>
-                            <w:r>
-                              <w:rPr>
-                                <w:i/>
-                                <w:iCs/>
-                                <w:sz w:val="18"/>
-                                <w:szCs w:val="18"/>
-                              </w:rPr>
-                              <w:tab/>
-                            </w:r>
-                          </w:p>
-                          <w:p>
-                            <w:pPr>
-                              <w:tabs>
-                                <w:tab w:val="left" w:pos="1985"/>
-                              </w:tabs>
-                              <w:spacing w:after="0" w:line="240" w:lineRule="exact"/>
-                              <w:ind w:left="284"/>
-                              <w:rPr>
-                                <w:sz w:val="18"/>
-                                <w:szCs w:val="18"/>
-                              </w:rPr>
-                            </w:pPr>
-                            <w:r>
-                              <w:rPr>
-                                <w:sz w:val="18"/>
-                                <w:szCs w:val="18"/>
-                              </w:rPr>
-                              <w:tab/>
-                              <w:t>Centre de Réadaptation de Mulhouse (68)</w:t>
                             </w:r>
                           </w:p>
                           <w:p>
@@ -1727,18 +1701,25 @@
                           <w:tab w:val="left" w:pos="1985"/>
                         </w:tabs>
                         <w:spacing w:after="0" w:line="240" w:lineRule="exact"/>
-                        <w:ind w:left="284"/>
-                        <w:rPr>
-                          <w:sz w:val="18"/>
-                          <w:szCs w:val="18"/>
-                        </w:rPr>
-                      </w:pPr>
-                      <w:r>
-                        <w:rPr>
-                          <w:sz w:val="18"/>
-                          <w:szCs w:val="18"/>
-                        </w:rPr>
-                        <w:t>2022-2024</w:t>
+                        <w:ind w:left="1979" w:hanging="1695"/>
+                        <w:rPr>
+                          <w:sz w:val="18"/>
+                          <w:szCs w:val="18"/>
+                        </w:rPr>
+                      </w:pPr>
+                      <w:r>
+                        <w:rPr>
+                          <w:sz w:val="18"/>
+                          <w:szCs w:val="18"/>
+                        </w:rPr>
+                        <w:t>202</w:t>
+                      </w:r>
+                      <w:r>
+                        <w:rPr>
+                          <w:sz w:val="18"/>
+                          <w:szCs w:val="18"/>
+                        </w:rPr>
+                        <w:t>5</w:t>
                       </w:r>
                       <w:r>
                         <w:rPr>
@@ -1752,7 +1733,23 @@
                           <w:sz w:val="18"/>
                           <w:szCs w:val="18"/>
                         </w:rPr>
-                        <w:t>Concepteur Développeur d’Applications - Bac+3/4</w:t>
+                        <w:tab/>
+                      </w:r>
+                      <w:proofErr w:type="gramStart"/>
+                      <w:r>
+                        <w:rPr>
+                          <w:sz w:val="18"/>
+                          <w:szCs w:val="18"/>
+                        </w:rPr>
+                        <w:t>Février</w:t>
+                      </w:r>
+                      <w:proofErr w:type="gramEnd"/>
+                      <w:r>
+                        <w:rPr>
+                          <w:sz w:val="18"/>
+                          <w:szCs w:val="18"/>
+                        </w:rPr>
+                        <w:t xml:space="preserve"> – Juillet Formation auprès de Wall Street English pour améliorer mon niveau et ma prosodie (Début après test niveau 14/20)</w:t>
                       </w:r>
                     </w:p>
                     <w:p>
@@ -1767,35 +1764,6 @@
                           <w:szCs w:val="18"/>
                         </w:rPr>
                       </w:pPr>
-                      <w:r>
-                        <w:rPr>
-                          <w:sz w:val="18"/>
-                          <w:szCs w:val="18"/>
-                        </w:rPr>
-                        <w:tab/>
-                        <w:t>Centre de Formation 2ISA</w:t>
-                      </w:r>
-                      <w:r>
-                        <w:rPr>
-                          <w:sz w:val="18"/>
-                          <w:szCs w:val="18"/>
-                        </w:rPr>
-                        <w:t xml:space="preserve"> Millau</w:t>
-                      </w:r>
-                      <w:r>
-                        <w:rPr>
-                          <w:sz w:val="18"/>
-                          <w:szCs w:val="18"/>
-                        </w:rPr>
-                        <w:t xml:space="preserve"> (12)</w:t>
-                      </w:r>
-                      <w:r>
-                        <w:rPr>
-                          <w:sz w:val="18"/>
-                          <w:szCs w:val="18"/>
-                        </w:rPr>
-                        <w:t xml:space="preserve"> </w:t>
-                      </w:r>
                     </w:p>
                     <w:p>
                       <w:pPr>
@@ -1803,22 +1771,32 @@
                           <w:tab w:val="left" w:pos="1985"/>
                         </w:tabs>
                         <w:spacing w:after="0" w:line="240" w:lineRule="exact"/>
-                        <w:ind w:left="1985"/>
-                        <w:rPr>
-                          <w:i/>
-                          <w:iCs/>
-                          <w:sz w:val="18"/>
-                          <w:szCs w:val="18"/>
-                        </w:rPr>
-                      </w:pPr>
-                      <w:r>
-                        <w:rPr>
-                          <w:i/>
-                          <w:iCs/>
-                          <w:sz w:val="18"/>
-                          <w:szCs w:val="18"/>
-                        </w:rPr>
-                        <w:t>Deux projets fil rouge création d’une application web avec le Framework laravel relié à une BDD puis création d’une application en couche avec une API et une BDD</w:t>
+                        <w:ind w:left="284"/>
+                        <w:rPr>
+                          <w:sz w:val="18"/>
+                          <w:szCs w:val="18"/>
+                        </w:rPr>
+                      </w:pPr>
+                      <w:r>
+                        <w:rPr>
+                          <w:sz w:val="18"/>
+                          <w:szCs w:val="18"/>
+                        </w:rPr>
+                        <w:t>2022-2024</w:t>
+                      </w:r>
+                      <w:r>
+                        <w:rPr>
+                          <w:sz w:val="18"/>
+                          <w:szCs w:val="18"/>
+                        </w:rPr>
+                        <w:tab/>
+                      </w:r>
+                      <w:r>
+                        <w:rPr>
+                          <w:sz w:val="18"/>
+                          <w:szCs w:val="18"/>
+                        </w:rPr>
+                        <w:t>Concepteur Développeur d’Applications - Bac+3/4</w:t>
                       </w:r>
                     </w:p>
                     <w:p>
@@ -1829,20 +1807,38 @@
                         <w:spacing w:after="0" w:line="240" w:lineRule="exact"/>
                         <w:ind w:left="284"/>
                         <w:rPr>
-                          <w:b/>
-                          <w:bCs/>
-                          <w:sz w:val="18"/>
-                          <w:szCs w:val="18"/>
-                        </w:rPr>
-                      </w:pPr>
-                      <w:r>
-                        <w:rPr>
-                          <w:b/>
-                          <w:bCs/>
+                          <w:sz w:val="18"/>
+                          <w:szCs w:val="18"/>
+                        </w:rPr>
+                      </w:pPr>
+                      <w:r>
+                        <w:rPr>
                           <w:sz w:val="18"/>
                           <w:szCs w:val="18"/>
                         </w:rPr>
                         <w:tab/>
+                        <w:t>Centre de Formation 2ISA</w:t>
+                      </w:r>
+                      <w:r>
+                        <w:rPr>
+                          <w:sz w:val="18"/>
+                          <w:szCs w:val="18"/>
+                        </w:rPr>
+                        <w:t xml:space="preserve"> Millau</w:t>
+                      </w:r>
+                      <w:r>
+                        <w:rPr>
+                          <w:sz w:val="18"/>
+                          <w:szCs w:val="18"/>
+                        </w:rPr>
+                        <w:t xml:space="preserve"> (12)</w:t>
+                      </w:r>
+                      <w:r>
+                        <w:rPr>
+                          <w:sz w:val="18"/>
+                          <w:szCs w:val="18"/>
+                        </w:rPr>
+                        <w:t xml:space="preserve"> </w:t>
                       </w:r>
                     </w:p>
                     <w:p>
@@ -1851,40 +1847,22 @@
                           <w:tab w:val="left" w:pos="1985"/>
                         </w:tabs>
                         <w:spacing w:after="0" w:line="240" w:lineRule="exact"/>
-                        <w:ind w:left="284"/>
-                        <w:rPr>
-                          <w:sz w:val="18"/>
-                          <w:szCs w:val="18"/>
-                        </w:rPr>
-                      </w:pPr>
-                      <w:r>
-                        <w:rPr>
-                          <w:sz w:val="18"/>
-                          <w:szCs w:val="18"/>
-                        </w:rPr>
-                        <w:t xml:space="preserve">2019 - </w:t>
-                      </w:r>
-                      <w:r>
-                        <w:rPr>
-                          <w:sz w:val="18"/>
-                          <w:szCs w:val="18"/>
-                        </w:rPr>
-                        <w:t>sept</w:t>
-                      </w:r>
-                      <w:r>
-                        <w:rPr>
-                          <w:sz w:val="18"/>
-                          <w:szCs w:val="18"/>
-                        </w:rPr>
-                        <w:t xml:space="preserve"> 2021</w:t>
-                      </w:r>
-                      <w:r>
-                        <w:rPr>
-                          <w:sz w:val="18"/>
-                          <w:szCs w:val="18"/>
-                        </w:rPr>
-                        <w:tab/>
-                        <w:t>Concepteur Développeur d’Applications - Bac+3/4</w:t>
+                        <w:ind w:left="1985"/>
+                        <w:rPr>
+                          <w:i/>
+                          <w:iCs/>
+                          <w:sz w:val="18"/>
+                          <w:szCs w:val="18"/>
+                        </w:rPr>
+                      </w:pPr>
+                      <w:r>
+                        <w:rPr>
+                          <w:i/>
+                          <w:iCs/>
+                          <w:sz w:val="18"/>
+                          <w:szCs w:val="18"/>
+                        </w:rPr>
+                        <w:t>Deux projets fil rouge création d’une application web avec le Framework laravel relié à une BDD puis création d’une application en couche avec une API et une BDD</w:t>
                       </w:r>
                     </w:p>
                     <w:p>
@@ -1895,57 +1873,20 @@
                         <w:spacing w:after="0" w:line="240" w:lineRule="exact"/>
                         <w:ind w:left="284"/>
                         <w:rPr>
-                          <w:i/>
-                          <w:iCs/>
-                          <w:sz w:val="18"/>
-                          <w:szCs w:val="18"/>
-                        </w:rPr>
-                      </w:pPr>
-                      <w:r>
-                        <w:rPr>
+                          <w:b/>
+                          <w:bCs/>
+                          <w:sz w:val="18"/>
+                          <w:szCs w:val="18"/>
+                        </w:rPr>
+                      </w:pPr>
+                      <w:r>
+                        <w:rPr>
+                          <w:b/>
+                          <w:bCs/>
                           <w:sz w:val="18"/>
                           <w:szCs w:val="18"/>
                         </w:rPr>
                         <w:tab/>
-                      </w:r>
-                      <w:r>
-                        <w:rPr>
-                          <w:i/>
-                          <w:iCs/>
-                          <w:sz w:val="18"/>
-                          <w:szCs w:val="18"/>
-                        </w:rPr>
-                        <w:t>Préqualification en développement informatique (5 mois)</w:t>
-                      </w:r>
-                      <w:r>
-                        <w:rPr>
-                          <w:i/>
-                          <w:iCs/>
-                          <w:sz w:val="18"/>
-                          <w:szCs w:val="18"/>
-                        </w:rPr>
-                        <w:tab/>
-                      </w:r>
-                    </w:p>
-                    <w:p>
-                      <w:pPr>
-                        <w:tabs>
-                          <w:tab w:val="left" w:pos="1985"/>
-                        </w:tabs>
-                        <w:spacing w:after="0" w:line="240" w:lineRule="exact"/>
-                        <w:ind w:left="284"/>
-                        <w:rPr>
-                          <w:sz w:val="18"/>
-                          <w:szCs w:val="18"/>
-                        </w:rPr>
-                      </w:pPr>
-                      <w:r>
-                        <w:rPr>
-                          <w:sz w:val="18"/>
-                          <w:szCs w:val="18"/>
-                        </w:rPr>
-                        <w:tab/>
-                        <w:t>Centre de Réadaptation de Mulhouse (68)</w:t>
                       </w:r>
                     </w:p>
                     <w:p>
@@ -5384,32 +5325,86 @@
 </file>
 
 <file path=word/numbering.xml><?xml version="1.0" encoding="utf-8"?>
-<w:numbering xmlns:wpc="http://schemas.microsoft.com/office/word/2010/wordprocessingCanvas" xmlns:cx="http://schemas.microsoft.com/office/drawing/2014/chartex" xmlns:cx1="http://schemas.microsoft.com/office/drawing/2015/9/8/chartex" xmlns:cx2="http://schemas.microsoft.com/office/drawing/2015/10/21/chartex" xmlns:cx3="http://schemas.microsoft.com/office/drawing/2016/5/9/chartex" xmlns:cx4="http://schemas.microsoft.com/office/drawing/2016/5/10/chartex" xmlns:cx5="http://schemas.microsoft.com/office/drawing/2016/5/11/chartex" xmlns:cx6="http://schemas.microsoft.com/office/drawing/2016/5/12/chartex" xmlns:cx7="http://schemas.microsoft.com/office/drawing/2016/5/13/chartex" xmlns:cx8="http://schemas.microsoft.com/office/drawing/2016/5/14/chartex" xmlns:mc="http://schemas.openxmlformats.org/markup-compatibility/2006" xmlns:aink="http://schemas.microsoft.com/office/drawing/2016/ink" xmlns:am3d="http://schemas.microsoft.com/office/drawing/2017/model3d" xmlns:o="urn:schemas-microsoft-com:office:office" xmlns:oel="http://schemas.microsoft.com/office/2019/extlst" xmlns:r="http://schemas.openxmlformats.org/officeDocument/2006/relationships" xmlns:m="http://schemas.openxmlformats.org/officeDocument/2006/math" xmlns:v="urn:schemas-microsoft-com:vml" xmlns:wp14="http://schemas.microsoft.com/office/word/2010/wordprocessingDrawing" xmlns:wp="http://schemas.openxmlformats.org/drawingml/2006/wordprocessingDrawing" xmlns:w10="urn:schemas-microsoft-com:office:word" xmlns:w="http://schemas.openxmlformats.org/wordprocessingml/2006/main" xmlns:w14="http://schemas.microsoft.com/office/word/2010/wordml" xmlns:w15="http://schemas.microsoft.com/office/word/2012/wordml" xmlns:w16cex="http://schemas.microsoft.com/office/word/2018/wordml/cex" xmlns:w16cid="http://schemas.microsoft.com/office/word/2016/wordml/cid" xmlns:w16="http://schemas.microsoft.com/office/word/2018/wordml" xmlns:w16du="http://schemas.microsoft.com/office/word/2023/wordml/word16du" xmlns:w16sdtdh="http://schemas.microsoft.com/office/word/2020/wordml/sdtdatahash" xmlns:w16se="http://schemas.microsoft.com/office/word/2015/wordml/symex" xmlns:wpg="http://schemas.microsoft.com/office/word/2010/wordprocessingGroup" xmlns:wpi="http://schemas.microsoft.com/office/word/2010/wordprocessingInk" xmlns:wne="http://schemas.microsoft.com/office/word/2006/wordml" xmlns:wps="http://schemas.microsoft.com/office/word/2010/wordprocessingShape" mc:Ignorable="w14 w15 w16se w16cid w16 w16cex w16sdtdh w16du wp14">
+<w:numbering xmlns:wpc="http://schemas.microsoft.com/office/word/2010/wordprocessingCanvas" xmlns:cx="http://schemas.microsoft.com/office/drawing/2014/chartex" xmlns:cx1="http://schemas.microsoft.com/office/drawing/2015/9/8/chartex" xmlns:cx2="http://schemas.microsoft.com/office/drawing/2015/10/21/chartex" xmlns:cx3="http://schemas.microsoft.com/office/drawing/2016/5/9/chartex" xmlns:cx4="http://schemas.microsoft.com/office/drawing/2016/5/10/chartex" xmlns:cx5="http://schemas.microsoft.com/office/drawing/2016/5/11/chartex" xmlns:cx6="http://schemas.microsoft.com/office/drawing/2016/5/12/chartex" xmlns:cx7="http://schemas.microsoft.com/office/drawing/2016/5/13/chartex" xmlns:cx8="http://schemas.microsoft.com/office/drawing/2016/5/14/chartex" xmlns:mc="http://schemas.openxmlformats.org/markup-compatibility/2006" xmlns:aink="http://schemas.microsoft.com/office/drawing/2016/ink" xmlns:am3d="http://schemas.microsoft.com/office/drawing/2017/model3d" xmlns:o="urn:schemas-microsoft-com:office:office" xmlns:oel="http://schemas.microsoft.com/office/2019/extlst" xmlns:r="http://schemas.openxmlformats.org/officeDocument/2006/relationships" xmlns:m="http://schemas.openxmlformats.org/officeDocument/2006/math" xmlns:v="urn:schemas-microsoft-com:vml" xmlns:wp14="http://schemas.microsoft.com/office/word/2010/wordprocessingDrawing" xmlns:wp="http://schemas.openxmlformats.org/drawingml/2006/wordprocessingDrawing" xmlns:w10="urn:schemas-microsoft-com:office:word" xmlns:w="http://schemas.openxmlformats.org/wordprocessingml/2006/main" xmlns:w14="http://schemas.microsoft.com/office/word/2010/wordml" xmlns:w15="http://schemas.microsoft.com/office/word/2012/wordml" xmlns:w16cex="http://schemas.microsoft.com/office/word/2018/wordml/cex" xmlns:w16cid="http://schemas.microsoft.com/office/word/2016/wordml/cid" xmlns:w16="http://schemas.microsoft.com/office/word/2018/wordml" xmlns:w16du="http://schemas.microsoft.com/office/word/2023/wordml/word16du" xmlns:w16sdtdh="http://schemas.microsoft.com/office/word/2020/wordml/sdtdatahash" xmlns:w16sdtfl="http://schemas.microsoft.com/office/word/2024/wordml/sdtformatlock" xmlns:w16se="http://schemas.microsoft.com/office/word/2015/wordml/symex" xmlns:wpg="http://schemas.microsoft.com/office/word/2010/wordprocessingGroup" xmlns:wpi="http://schemas.microsoft.com/office/word/2010/wordprocessingInk" xmlns:wne="http://schemas.microsoft.com/office/word/2006/wordml" xmlns:wps="http://schemas.microsoft.com/office/word/2010/wordprocessingShape" mc:Ignorable="w14 w15 w16se w16cid w16 w16cex w16sdtdh w16sdtfl w16du wp14">
   <w:numPicBullet w:numPicBulletId="0">
-    <w:pict>
-      <v:shapetype w14:anchorId="6552491E" id="_x0000_t75" coordsize="21600,21600" o:spt="75" o:preferrelative="t" path="m@4@5l@4@11@9@11@9@5xe" filled="f" stroked="f">
-        <v:stroke joinstyle="miter"/>
-        <v:formulas>
-          <v:f eqn="if lineDrawn pixelLineWidth 0"/>
-          <v:f eqn="sum @0 1 0"/>
-          <v:f eqn="sum 0 0 @1"/>
-          <v:f eqn="prod @2 1 2"/>
-          <v:f eqn="prod @3 21600 pixelWidth"/>
-          <v:f eqn="prod @3 21600 pixelHeight"/>
-          <v:f eqn="sum @0 0 1"/>
-          <v:f eqn="prod @6 1 2"/>
-          <v:f eqn="prod @7 21600 pixelWidth"/>
-          <v:f eqn="sum @8 21600 0"/>
-          <v:f eqn="prod @7 21600 pixelHeight"/>
-          <v:f eqn="sum @10 21600 0"/>
-        </v:formulas>
-        <v:path o:extrusionok="f" gradientshapeok="t" o:connecttype="rect"/>
-        <o:lock v:ext="edit" aspectratio="t"/>
-      </v:shapetype>
-      <v:shape id="_x0000_i1029" type="#_x0000_t75" style="width:451.5pt;height:451.5pt;visibility:visible;mso-wrap-style:square" o:bullet="t">
-        <v:imagedata r:id="rId1" o:title=""/>
-      </v:shape>
-    </w:pict>
+    <mc:AlternateContent>
+      <mc:Choice Requires="v">
+        <w:pict>
+          <v:shapetype w14:anchorId="5BD221A5" id="_x0000_t75" coordsize="21600,21600" o:spt="75" o:preferrelative="t" path="m@4@5l@4@11@9@11@9@5xe" filled="f" stroked="f">
+            <v:stroke joinstyle="miter"/>
+            <v:formulas>
+              <v:f eqn="if lineDrawn pixelLineWidth 0"/>
+              <v:f eqn="sum @0 1 0"/>
+              <v:f eqn="sum 0 0 @1"/>
+              <v:f eqn="prod @2 1 2"/>
+              <v:f eqn="prod @3 21600 pixelWidth"/>
+              <v:f eqn="prod @3 21600 pixelHeight"/>
+              <v:f eqn="sum @0 0 1"/>
+              <v:f eqn="prod @6 1 2"/>
+              <v:f eqn="prod @7 21600 pixelWidth"/>
+              <v:f eqn="sum @8 21600 0"/>
+              <v:f eqn="prod @7 21600 pixelHeight"/>
+              <v:f eqn="sum @10 21600 0"/>
+            </v:formulas>
+            <v:path o:extrusionok="f" gradientshapeok="t" o:connecttype="rect"/>
+            <o:lock v:ext="edit" aspectratio="t"/>
+          </v:shapetype>
+          <v:shape id="Image 1035696627" o:spid="_x0000_i1025" type="#_x0000_t75" style="width:451.5pt;height:451.5pt;visibility:visible;mso-wrap-style:square">
+            <v:imagedata r:id="rId1" o:title=""/>
+          </v:shape>
+        </w:pict>
+      </mc:Choice>
+      <mc:Fallback>
+        <w:drawing>
+          <wp:inline distT="0" distB="0" distL="0" distR="0" wp14:anchorId="25DD0B64" wp14:editId="2C0AB21A">
+            <wp:extent cx="5734050" cy="5734050"/>
+            <wp:effectExtent l="0" t="0" r="0" b="0"/>
+            <wp:docPr id="1035696627" name="Image 1035696627"/>
+            <wp:cNvGraphicFramePr>
+              <a:graphicFrameLocks xmlns:a="http://schemas.openxmlformats.org/drawingml/2006/main" noChangeAspect="1"/>
+            </wp:cNvGraphicFramePr>
+            <a:graphic xmlns:a="http://schemas.openxmlformats.org/drawingml/2006/main">
+              <a:graphicData uri="http://schemas.openxmlformats.org/drawingml/2006/picture">
+                <pic:pic xmlns:pic="http://schemas.openxmlformats.org/drawingml/2006/picture">
+                  <pic:nvPicPr>
+                    <pic:cNvPr id="0" name="Picture -1023"/>
+                    <pic:cNvPicPr>
+                      <a:picLocks noChangeAspect="1" noChangeArrowheads="1"/>
+                    </pic:cNvPicPr>
+                  </pic:nvPicPr>
+                  <pic:blipFill>
+                    <a:blip r:embed="rId2">
+                      <a:extLst>
+                        <a:ext uri="{28A0092B-C50C-407E-A947-70E740481C1C}">
+                          <a14:useLocalDpi xmlns:a14="http://schemas.microsoft.com/office/drawing/2010/main" val="0"/>
+                        </a:ext>
+                      </a:extLst>
+                    </a:blip>
+                    <a:srcRect/>
+                    <a:stretch>
+                      <a:fillRect/>
+                    </a:stretch>
+                  </pic:blipFill>
+                  <pic:spPr bwMode="auto">
+                    <a:xfrm>
+                      <a:off x="0" y="0"/>
+                      <a:ext cx="5734050" cy="5734050"/>
+                    </a:xfrm>
+                    <a:prstGeom prst="rect">
+                      <a:avLst/>
+                    </a:prstGeom>
+                    <a:noFill/>
+                    <a:ln>
+                      <a:noFill/>
+                    </a:ln>
+                  </pic:spPr>
+                </pic:pic>
+              </a:graphicData>
+            </a:graphic>
+          </wp:inline>
+        </w:drawing>
+      </mc:Fallback>
+    </mc:AlternateContent>
   </w:numPicBullet>
   <w:abstractNum w:abstractNumId="0" w15:restartNumberingAfterBreak="0">
     <w:nsid w:val="47B40BE9"/>
@@ -5650,7 +5645,7 @@
 </file>
 
 <file path=word/styles.xml><?xml version="1.0" encoding="utf-8"?>
-<w:styles xmlns:mc="http://schemas.openxmlformats.org/markup-compatibility/2006" xmlns:r="http://schemas.openxmlformats.org/officeDocument/2006/relationships" xmlns:w="http://schemas.openxmlformats.org/wordprocessingml/2006/main" xmlns:w14="http://schemas.microsoft.com/office/word/2010/wordml" xmlns:w15="http://schemas.microsoft.com/office/word/2012/wordml" xmlns:w16cex="http://schemas.microsoft.com/office/word/2018/wordml/cex" xmlns:w16cid="http://schemas.microsoft.com/office/word/2016/wordml/cid" xmlns:w16="http://schemas.microsoft.com/office/word/2018/wordml" xmlns:w16du="http://schemas.microsoft.com/office/word/2023/wordml/word16du" xmlns:w16sdtdh="http://schemas.microsoft.com/office/word/2020/wordml/sdtdatahash" xmlns:w16se="http://schemas.microsoft.com/office/word/2015/wordml/symex" mc:Ignorable="w14 w15 w16se w16cid w16 w16cex w16sdtdh w16du">
+<w:styles xmlns:mc="http://schemas.openxmlformats.org/markup-compatibility/2006" xmlns:r="http://schemas.openxmlformats.org/officeDocument/2006/relationships" xmlns:w="http://schemas.openxmlformats.org/wordprocessingml/2006/main" xmlns:w14="http://schemas.microsoft.com/office/word/2010/wordml" xmlns:w15="http://schemas.microsoft.com/office/word/2012/wordml" xmlns:w16cex="http://schemas.microsoft.com/office/word/2018/wordml/cex" xmlns:w16cid="http://schemas.microsoft.com/office/word/2016/wordml/cid" xmlns:w16="http://schemas.microsoft.com/office/word/2018/wordml" xmlns:w16du="http://schemas.microsoft.com/office/word/2023/wordml/word16du" xmlns:w16sdtdh="http://schemas.microsoft.com/office/word/2020/wordml/sdtdatahash" xmlns:w16sdtfl="http://schemas.microsoft.com/office/word/2024/wordml/sdtformatlock" xmlns:w16se="http://schemas.microsoft.com/office/word/2015/wordml/symex" mc:Ignorable="w14 w15 w16se w16cid w16 w16cex w16sdtdh w16sdtfl w16du">
   <w:docDefaults>
     <w:rPrDefault>
       <w:rPr>

--- a/CV_TORRENTI_Sylvain.docx
+++ b/CV_TORRENTI_Sylvain.docx
@@ -1314,12 +1314,26 @@
                                 <w:tab w:val="left" w:pos="1985"/>
                               </w:tabs>
                               <w:spacing w:after="0" w:line="240" w:lineRule="exact"/>
-                              <w:ind w:left="284"/>
-                              <w:rPr>
-                                <w:sz w:val="18"/>
-                                <w:szCs w:val="18"/>
-                              </w:rPr>
-                            </w:pPr>
+                              <w:rPr>
+                                <w:sz w:val="18"/>
+                                <w:szCs w:val="18"/>
+                              </w:rPr>
+                            </w:pPr>
+                            <w:r>
+                              <w:rPr>
+                                <w:sz w:val="18"/>
+                                <w:szCs w:val="18"/>
+                              </w:rPr>
+                              <w:t xml:space="preserve">       2024-2025</w:t>
+                            </w:r>
+                            <w:r>
+                              <w:rPr>
+                                <w:sz w:val="18"/>
+                                <w:szCs w:val="18"/>
+                              </w:rPr>
+                              <w:tab/>
+                              <w:t>License informatique</w:t>
+                            </w:r>
                           </w:p>
                           <w:p>
                             <w:pPr>
@@ -1327,19 +1341,11 @@
                                 <w:tab w:val="left" w:pos="1985"/>
                               </w:tabs>
                               <w:spacing w:after="0" w:line="240" w:lineRule="exact"/>
-                              <w:ind w:left="284"/>
-                              <w:rPr>
-                                <w:sz w:val="18"/>
-                                <w:szCs w:val="18"/>
-                              </w:rPr>
-                            </w:pPr>
-                            <w:r>
-                              <w:rPr>
-                                <w:sz w:val="18"/>
-                                <w:szCs w:val="18"/>
-                              </w:rPr>
-                              <w:t>2022-2024</w:t>
-                            </w:r>
+                              <w:rPr>
+                                <w:sz w:val="18"/>
+                                <w:szCs w:val="18"/>
+                              </w:rPr>
+                            </w:pPr>
                             <w:r>
                               <w:rPr>
                                 <w:sz w:val="18"/>
@@ -1352,7 +1358,7 @@
                                 <w:sz w:val="18"/>
                                 <w:szCs w:val="18"/>
                               </w:rPr>
-                              <w:t>Concepteur Développeur d’Applications - Bac+3/4</w:t>
+                              <w:t>Centre de Formation 2ISA Millau (12)</w:t>
                             </w:r>
                           </w:p>
                           <w:p>
@@ -1372,29 +1378,21 @@
                                 <w:sz w:val="18"/>
                                 <w:szCs w:val="18"/>
                               </w:rPr>
+                              <w:t>2022-2024</w:t>
+                            </w:r>
+                            <w:r>
+                              <w:rPr>
+                                <w:sz w:val="18"/>
+                                <w:szCs w:val="18"/>
+                              </w:rPr>
                               <w:tab/>
-                              <w:t>Centre de Formation 2ISA</w:t>
-                            </w:r>
-                            <w:r>
-                              <w:rPr>
-                                <w:sz w:val="18"/>
-                                <w:szCs w:val="18"/>
-                              </w:rPr>
-                              <w:t xml:space="preserve"> Millau</w:t>
-                            </w:r>
-                            <w:r>
-                              <w:rPr>
-                                <w:sz w:val="18"/>
-                                <w:szCs w:val="18"/>
-                              </w:rPr>
-                              <w:t xml:space="preserve"> (12)</w:t>
-                            </w:r>
-                            <w:r>
-                              <w:rPr>
-                                <w:sz w:val="18"/>
-                                <w:szCs w:val="18"/>
-                              </w:rPr>
-                              <w:t xml:space="preserve"> </w:t>
+                            </w:r>
+                            <w:r>
+                              <w:rPr>
+                                <w:sz w:val="18"/>
+                                <w:szCs w:val="18"/>
+                              </w:rPr>
+                              <w:t>Concepteur Développeur d’Applications - Bac+3/4</w:t>
                             </w:r>
                           </w:p>
                           <w:p>
@@ -1403,22 +1401,40 @@
                                 <w:tab w:val="left" w:pos="1985"/>
                               </w:tabs>
                               <w:spacing w:after="0" w:line="240" w:lineRule="exact"/>
-                              <w:ind w:left="1985"/>
-                              <w:rPr>
-                                <w:i/>
-                                <w:iCs/>
-                                <w:sz w:val="18"/>
-                                <w:szCs w:val="18"/>
-                              </w:rPr>
-                            </w:pPr>
-                            <w:r>
-                              <w:rPr>
-                                <w:i/>
-                                <w:iCs/>
-                                <w:sz w:val="18"/>
-                                <w:szCs w:val="18"/>
-                              </w:rPr>
-                              <w:t>Deux projets fil rouge création d’une application web avec le Framework laravel relié à une BDD puis création d’une application en couche avec une API et une BDD</w:t>
+                              <w:ind w:left="284"/>
+                              <w:rPr>
+                                <w:sz w:val="18"/>
+                                <w:szCs w:val="18"/>
+                              </w:rPr>
+                            </w:pPr>
+                            <w:r>
+                              <w:rPr>
+                                <w:sz w:val="18"/>
+                                <w:szCs w:val="18"/>
+                              </w:rPr>
+                              <w:tab/>
+                              <w:t>Centre de Formation 2ISA</w:t>
+                            </w:r>
+                            <w:r>
+                              <w:rPr>
+                                <w:sz w:val="18"/>
+                                <w:szCs w:val="18"/>
+                              </w:rPr>
+                              <w:t xml:space="preserve"> Millau</w:t>
+                            </w:r>
+                            <w:r>
+                              <w:rPr>
+                                <w:sz w:val="18"/>
+                                <w:szCs w:val="18"/>
+                              </w:rPr>
+                              <w:t xml:space="preserve"> (12)</w:t>
+                            </w:r>
+                            <w:r>
+                              <w:rPr>
+                                <w:sz w:val="18"/>
+                                <w:szCs w:val="18"/>
+                              </w:rPr>
+                              <w:t xml:space="preserve"> </w:t>
                             </w:r>
                           </w:p>
                           <w:p>
@@ -1427,14 +1443,23 @@
                                 <w:tab w:val="left" w:pos="1985"/>
                               </w:tabs>
                               <w:spacing w:after="0" w:line="240" w:lineRule="exact"/>
-                              <w:ind w:left="284"/>
-                              <w:rPr>
-                                <w:b/>
-                                <w:bCs/>
-                                <w:sz w:val="18"/>
-                                <w:szCs w:val="18"/>
-                              </w:rPr>
-                            </w:pPr>
+                              <w:ind w:left="1985"/>
+                              <w:rPr>
+                                <w:i/>
+                                <w:iCs/>
+                                <w:sz w:val="18"/>
+                                <w:szCs w:val="18"/>
+                              </w:rPr>
+                            </w:pPr>
+                            <w:r>
+                              <w:rPr>
+                                <w:i/>
+                                <w:iCs/>
+                                <w:sz w:val="18"/>
+                                <w:szCs w:val="18"/>
+                              </w:rPr>
+                              <w:t>Deux projets fil rouge création d’une application web avec le Framework laravel relié à une BDD puis création d’une application en couche avec une API et une BDD</w:t>
+                            </w:r>
                             <w:r>
                               <w:rPr>
                                 <w:b/>
@@ -1758,12 +1783,26 @@
                           <w:tab w:val="left" w:pos="1985"/>
                         </w:tabs>
                         <w:spacing w:after="0" w:line="240" w:lineRule="exact"/>
-                        <w:ind w:left="284"/>
-                        <w:rPr>
-                          <w:sz w:val="18"/>
-                          <w:szCs w:val="18"/>
-                        </w:rPr>
-                      </w:pPr>
+                        <w:rPr>
+                          <w:sz w:val="18"/>
+                          <w:szCs w:val="18"/>
+                        </w:rPr>
+                      </w:pPr>
+                      <w:r>
+                        <w:rPr>
+                          <w:sz w:val="18"/>
+                          <w:szCs w:val="18"/>
+                        </w:rPr>
+                        <w:t xml:space="preserve">       2024-2025</w:t>
+                      </w:r>
+                      <w:r>
+                        <w:rPr>
+                          <w:sz w:val="18"/>
+                          <w:szCs w:val="18"/>
+                        </w:rPr>
+                        <w:tab/>
+                        <w:t>License informatique</w:t>
+                      </w:r>
                     </w:p>
                     <w:p>
                       <w:pPr>
@@ -1771,19 +1810,11 @@
                           <w:tab w:val="left" w:pos="1985"/>
                         </w:tabs>
                         <w:spacing w:after="0" w:line="240" w:lineRule="exact"/>
-                        <w:ind w:left="284"/>
-                        <w:rPr>
-                          <w:sz w:val="18"/>
-                          <w:szCs w:val="18"/>
-                        </w:rPr>
-                      </w:pPr>
-                      <w:r>
-                        <w:rPr>
-                          <w:sz w:val="18"/>
-                          <w:szCs w:val="18"/>
-                        </w:rPr>
-                        <w:t>2022-2024</w:t>
-                      </w:r>
+                        <w:rPr>
+                          <w:sz w:val="18"/>
+                          <w:szCs w:val="18"/>
+                        </w:rPr>
+                      </w:pPr>
                       <w:r>
                         <w:rPr>
                           <w:sz w:val="18"/>
@@ -1796,7 +1827,7 @@
                           <w:sz w:val="18"/>
                           <w:szCs w:val="18"/>
                         </w:rPr>
-                        <w:t>Concepteur Développeur d’Applications - Bac+3/4</w:t>
+                        <w:t>Centre de Formation 2ISA Millau (12)</w:t>
                       </w:r>
                     </w:p>
                     <w:p>
@@ -1816,29 +1847,21 @@
                           <w:sz w:val="18"/>
                           <w:szCs w:val="18"/>
                         </w:rPr>
+                        <w:t>2022-2024</w:t>
+                      </w:r>
+                      <w:r>
+                        <w:rPr>
+                          <w:sz w:val="18"/>
+                          <w:szCs w:val="18"/>
+                        </w:rPr>
                         <w:tab/>
-                        <w:t>Centre de Formation 2ISA</w:t>
-                      </w:r>
-                      <w:r>
-                        <w:rPr>
-                          <w:sz w:val="18"/>
-                          <w:szCs w:val="18"/>
-                        </w:rPr>
-                        <w:t xml:space="preserve"> Millau</w:t>
-                      </w:r>
-                      <w:r>
-                        <w:rPr>
-                          <w:sz w:val="18"/>
-                          <w:szCs w:val="18"/>
-                        </w:rPr>
-                        <w:t xml:space="preserve"> (12)</w:t>
-                      </w:r>
-                      <w:r>
-                        <w:rPr>
-                          <w:sz w:val="18"/>
-                          <w:szCs w:val="18"/>
-                        </w:rPr>
-                        <w:t xml:space="preserve"> </w:t>
+                      </w:r>
+                      <w:r>
+                        <w:rPr>
+                          <w:sz w:val="18"/>
+                          <w:szCs w:val="18"/>
+                        </w:rPr>
+                        <w:t>Concepteur Développeur d’Applications - Bac+3/4</w:t>
                       </w:r>
                     </w:p>
                     <w:p>
@@ -1847,22 +1870,40 @@
                           <w:tab w:val="left" w:pos="1985"/>
                         </w:tabs>
                         <w:spacing w:after="0" w:line="240" w:lineRule="exact"/>
-                        <w:ind w:left="1985"/>
-                        <w:rPr>
-                          <w:i/>
-                          <w:iCs/>
-                          <w:sz w:val="18"/>
-                          <w:szCs w:val="18"/>
-                        </w:rPr>
-                      </w:pPr>
-                      <w:r>
-                        <w:rPr>
-                          <w:i/>
-                          <w:iCs/>
-                          <w:sz w:val="18"/>
-                          <w:szCs w:val="18"/>
-                        </w:rPr>
-                        <w:t>Deux projets fil rouge création d’une application web avec le Framework laravel relié à une BDD puis création d’une application en couche avec une API et une BDD</w:t>
+                        <w:ind w:left="284"/>
+                        <w:rPr>
+                          <w:sz w:val="18"/>
+                          <w:szCs w:val="18"/>
+                        </w:rPr>
+                      </w:pPr>
+                      <w:r>
+                        <w:rPr>
+                          <w:sz w:val="18"/>
+                          <w:szCs w:val="18"/>
+                        </w:rPr>
+                        <w:tab/>
+                        <w:t>Centre de Formation 2ISA</w:t>
+                      </w:r>
+                      <w:r>
+                        <w:rPr>
+                          <w:sz w:val="18"/>
+                          <w:szCs w:val="18"/>
+                        </w:rPr>
+                        <w:t xml:space="preserve"> Millau</w:t>
+                      </w:r>
+                      <w:r>
+                        <w:rPr>
+                          <w:sz w:val="18"/>
+                          <w:szCs w:val="18"/>
+                        </w:rPr>
+                        <w:t xml:space="preserve"> (12)</w:t>
+                      </w:r>
+                      <w:r>
+                        <w:rPr>
+                          <w:sz w:val="18"/>
+                          <w:szCs w:val="18"/>
+                        </w:rPr>
+                        <w:t xml:space="preserve"> </w:t>
                       </w:r>
                     </w:p>
                     <w:p>
@@ -1871,14 +1912,23 @@
                           <w:tab w:val="left" w:pos="1985"/>
                         </w:tabs>
                         <w:spacing w:after="0" w:line="240" w:lineRule="exact"/>
-                        <w:ind w:left="284"/>
-                        <w:rPr>
-                          <w:b/>
-                          <w:bCs/>
-                          <w:sz w:val="18"/>
-                          <w:szCs w:val="18"/>
-                        </w:rPr>
-                      </w:pPr>
+                        <w:ind w:left="1985"/>
+                        <w:rPr>
+                          <w:i/>
+                          <w:iCs/>
+                          <w:sz w:val="18"/>
+                          <w:szCs w:val="18"/>
+                        </w:rPr>
+                      </w:pPr>
+                      <w:r>
+                        <w:rPr>
+                          <w:i/>
+                          <w:iCs/>
+                          <w:sz w:val="18"/>
+                          <w:szCs w:val="18"/>
+                        </w:rPr>
+                        <w:t>Deux projets fil rouge création d’une application web avec le Framework laravel relié à une BDD puis création d’une application en couche avec une API et une BDD</w:t>
+                      </w:r>
                       <w:r>
                         <w:rPr>
                           <w:b/>
@@ -5330,7 +5380,7 @@
     <mc:AlternateContent>
       <mc:Choice Requires="v">
         <w:pict>
-          <v:shapetype w14:anchorId="5BD221A5" id="_x0000_t75" coordsize="21600,21600" o:spt="75" o:preferrelative="t" path="m@4@5l@4@11@9@11@9@5xe" filled="f" stroked="f">
+          <v:shapetype w14:anchorId="27AFB2CF" id="_x0000_t75" coordsize="21600,21600" o:spt="75" o:preferrelative="t" path="m@4@5l@4@11@9@11@9@5xe" filled="f" stroked="f">
             <v:stroke joinstyle="miter"/>
             <v:formulas>
               <v:f eqn="if lineDrawn pixelLineWidth 0"/>
@@ -5349,17 +5399,17 @@
             <v:path o:extrusionok="f" gradientshapeok="t" o:connecttype="rect"/>
             <o:lock v:ext="edit" aspectratio="t"/>
           </v:shapetype>
-          <v:shape id="Image 1035696627" o:spid="_x0000_i1025" type="#_x0000_t75" style="width:451.5pt;height:451.5pt;visibility:visible;mso-wrap-style:square">
+          <v:shape id="Image 1322427869" o:spid="_x0000_i1025" type="#_x0000_t75" style="width:451.5pt;height:451.5pt;visibility:visible;mso-wrap-style:square">
             <v:imagedata r:id="rId1" o:title=""/>
           </v:shape>
         </w:pict>
       </mc:Choice>
       <mc:Fallback>
         <w:drawing>
-          <wp:inline distT="0" distB="0" distL="0" distR="0" wp14:anchorId="25DD0B64" wp14:editId="2C0AB21A">
+          <wp:inline distT="0" distB="0" distL="0" distR="0" wp14:anchorId="5FBC31B7" wp14:editId="51CC24DA">
             <wp:extent cx="5734050" cy="5734050"/>
             <wp:effectExtent l="0" t="0" r="0" b="0"/>
-            <wp:docPr id="1035696627" name="Image 1035696627"/>
+            <wp:docPr id="1322427869" name="Image 1322427869"/>
             <wp:cNvGraphicFramePr>
               <a:graphicFrameLocks xmlns:a="http://schemas.openxmlformats.org/drawingml/2006/main" noChangeAspect="1"/>
             </wp:cNvGraphicFramePr>

--- a/CV_TORRENTI_Sylvain.docx
+++ b/CV_TORRENTI_Sylvain.docx
@@ -162,14 +162,7 @@
                             </w:r>
                             <w:r>
                               <w:tab/>
-                            </w:r>
-                            <w:proofErr w:type="gramStart"/>
-                            <w:r>
-                              <w:t>d’Applications</w:t>
-                            </w:r>
-                            <w:proofErr w:type="gramEnd"/>
-                            <w:r>
-                              <w:t>)</w:t>
+                              <w:t>d’Applications)</w:t>
                             </w:r>
                           </w:p>
                           <w:p>
@@ -286,14 +279,7 @@
                             </w:pPr>
                             <w:r>
                               <w:tab/>
-                            </w:r>
-                            <w:proofErr w:type="spellStart"/>
-                            <w:r>
-                              <w:t>Keyrus</w:t>
-                            </w:r>
-                            <w:proofErr w:type="spellEnd"/>
-                            <w:r>
-                              <w:t xml:space="preserve"> – Aix-en-Provence (13)</w:t>
+                              <w:t>Keyrus – Aix-en-Provence (13)</w:t>
                             </w:r>
                           </w:p>
                           <w:p>
@@ -396,7 +382,6 @@
                                 <w:szCs w:val="18"/>
                               </w:rPr>
                             </w:pPr>
-                            <w:proofErr w:type="gramStart"/>
                             <w:r>
                               <w:rPr>
                                 <w:i/>
@@ -404,17 +389,7 @@
                                 <w:sz w:val="18"/>
                                 <w:szCs w:val="18"/>
                               </w:rPr>
-                              <w:t>notions</w:t>
-                            </w:r>
-                            <w:proofErr w:type="gramEnd"/>
-                            <w:r>
-                              <w:rPr>
-                                <w:i/>
-                                <w:iCs/>
-                                <w:sz w:val="18"/>
-                                <w:szCs w:val="18"/>
-                              </w:rPr>
-                              <w:t xml:space="preserve"> de programmation</w:t>
+                              <w:t>notions de programmation</w:t>
                             </w:r>
                           </w:p>
                           <w:p>
@@ -436,7 +411,6 @@
                                 <w:szCs w:val="18"/>
                               </w:rPr>
                             </w:pPr>
-                            <w:proofErr w:type="gramStart"/>
                             <w:r>
                               <w:rPr>
                                 <w:i/>
@@ -444,17 +418,7 @@
                                 <w:sz w:val="18"/>
                                 <w:szCs w:val="18"/>
                               </w:rPr>
-                              <w:t>fonctionnement</w:t>
-                            </w:r>
-                            <w:proofErr w:type="gramEnd"/>
-                            <w:r>
-                              <w:rPr>
-                                <w:i/>
-                                <w:iCs/>
-                                <w:sz w:val="18"/>
-                                <w:szCs w:val="18"/>
-                              </w:rPr>
-                              <w:t xml:space="preserve"> du service R</w:t>
+                              <w:t>fonctionnement du service R</w:t>
                             </w:r>
                             <w:r>
                               <w:rPr>
@@ -1290,22 +1254,7 @@
                                 <w:szCs w:val="18"/>
                               </w:rPr>
                               <w:tab/>
-                            </w:r>
-                            <w:proofErr w:type="gramStart"/>
-                            <w:r>
-                              <w:rPr>
-                                <w:sz w:val="18"/>
-                                <w:szCs w:val="18"/>
-                              </w:rPr>
-                              <w:t>Février</w:t>
-                            </w:r>
-                            <w:proofErr w:type="gramEnd"/>
-                            <w:r>
-                              <w:rPr>
-                                <w:sz w:val="18"/>
-                                <w:szCs w:val="18"/>
-                              </w:rPr>
-                              <w:t xml:space="preserve"> – Juillet Formation auprès de Wall Street English pour améliorer mon niveau et ma prosodie (Début après test niveau 14/20)</w:t>
+                              <w:t>Février – Juillet Formation auprès de Wall Street English pour améliorer mon niveau et ma prosodie (Début après test niveau 14/20)</w:t>
                             </w:r>
                           </w:p>
                           <w:p>
@@ -1352,12 +1301,6 @@
                                 <w:szCs w:val="18"/>
                               </w:rPr>
                               <w:tab/>
-                            </w:r>
-                            <w:r>
-                              <w:rPr>
-                                <w:sz w:val="18"/>
-                                <w:szCs w:val="18"/>
-                              </w:rPr>
                               <w:t>Centre de Formation 2ISA Millau (12)</w:t>
                             </w:r>
                           </w:p>
@@ -2663,7 +2606,6 @@
                                 <w:lang w:val="en-GB"/>
                               </w:rPr>
                             </w:pPr>
-                            <w:proofErr w:type="spellStart"/>
                             <w:r>
                               <w:rPr>
                                 <w:rFonts w:cstheme="minorHAnsi"/>
@@ -2675,7 +2617,6 @@
                               </w:rPr>
                               <w:t>Outils</w:t>
                             </w:r>
-                            <w:proofErr w:type="spellEnd"/>
                           </w:p>
                           <w:p>
                             <w:pPr>
@@ -3620,6 +3561,9 @@
                               <w:ind w:left="142"/>
                               <w:jc w:val="center"/>
                             </w:pPr>
+                            <w:r>
+                              <w:t>Bénéficiaire de la RQTH</w:t>
+                            </w:r>
                           </w:p>
                           <w:p>
                             <w:pPr>
@@ -3627,16 +3571,16 @@
                               <w:ind w:left="142"/>
                               <w:jc w:val="center"/>
                               <w:rPr>
-                                <w:b/>
-                                <w:bCs/>
-                              </w:rPr>
-                            </w:pPr>
-                            <w:r>
-                              <w:rPr>
-                                <w:b/>
-                                <w:bCs/>
-                              </w:rPr>
-                              <w:t>06 08 84 69 71</w:t>
+                                <w:sz w:val="16"/>
+                                <w:szCs w:val="16"/>
+                              </w:rPr>
+                            </w:pPr>
+                            <w:r>
+                              <w:rPr>
+                                <w:sz w:val="16"/>
+                                <w:szCs w:val="16"/>
+                              </w:rPr>
+                              <w:t xml:space="preserve">(Pas d’aménagement de poste </w:t>
                             </w:r>
                           </w:p>
                           <w:p>
@@ -3644,38 +3588,31 @@
                               <w:spacing w:after="0" w:line="240" w:lineRule="exact"/>
                               <w:ind w:left="142"/>
                               <w:jc w:val="center"/>
-                            </w:pPr>
+                              <w:rPr>
+                                <w:sz w:val="16"/>
+                                <w:szCs w:val="16"/>
+                              </w:rPr>
+                            </w:pPr>
+                            <w:r>
+                              <w:rPr>
+                                <w:sz w:val="16"/>
+                                <w:szCs w:val="16"/>
+                              </w:rPr>
+                              <w:t>nécessaire)</w:t>
+                            </w:r>
                           </w:p>
                           <w:p>
                             <w:pPr>
                               <w:spacing w:after="0" w:line="240" w:lineRule="exact"/>
                               <w:ind w:left="142"/>
                               <w:jc w:val="center"/>
-                              <w:rPr>
-                                <w:b/>
-                                <w:bCs/>
-                                <w:color w:val="000000" w:themeColor="text1"/>
-                              </w:rPr>
-                            </w:pPr>
-                            <w:r>
-                              <w:rPr>
-                                <w:b/>
-                                <w:bCs/>
-                                <w:color w:val="000000" w:themeColor="text1"/>
-                              </w:rPr>
-                              <w:t>sylvain.torrenti@gmail.com</w:t>
-                            </w:r>
+                            </w:pPr>
                           </w:p>
                           <w:p>
                             <w:pPr>
                               <w:spacing w:after="0" w:line="240" w:lineRule="exact"/>
                               <w:ind w:left="142"/>
                               <w:jc w:val="center"/>
-                              <w:rPr>
-                                <w:b/>
-                                <w:bCs/>
-                                <w:color w:val="000000" w:themeColor="text1"/>
-                              </w:rPr>
                             </w:pPr>
                           </w:p>
                           <w:p>
@@ -3693,7 +3630,7 @@
                                 <w:b/>
                                 <w:bCs/>
                               </w:rPr>
-                              <w:t>sylvaintorrenti@github.com</w:t>
+                              <w:t>06 08 84 69 71</w:t>
                             </w:r>
                           </w:p>
                           <w:p>
@@ -3701,10 +3638,6 @@
                               <w:spacing w:after="0" w:line="240" w:lineRule="exact"/>
                               <w:ind w:left="142"/>
                               <w:jc w:val="center"/>
-                              <w:rPr>
-                                <w:b/>
-                                <w:bCs/>
-                              </w:rPr>
                             </w:pPr>
                           </w:p>
                           <w:p>
@@ -3715,24 +3648,17 @@
                               <w:rPr>
                                 <w:b/>
                                 <w:bCs/>
-                              </w:rPr>
-                            </w:pPr>
-                            <w:r>
-                              <w:rPr>
-                                <w:b/>
-                                <w:bCs/>
-                              </w:rPr>
-                              <w:t>linkedin.com/in/sylvain-</w:t>
-                            </w:r>
-                            <w:proofErr w:type="spellStart"/>
-                            <w:r>
-                              <w:rPr>
-                                <w:b/>
-                                <w:bCs/>
-                              </w:rPr>
-                              <w:t>torrenti</w:t>
-                            </w:r>
-                            <w:proofErr w:type="spellEnd"/>
+                                <w:color w:val="000000" w:themeColor="text1"/>
+                              </w:rPr>
+                            </w:pPr>
+                            <w:r>
+                              <w:rPr>
+                                <w:b/>
+                                <w:bCs/>
+                                <w:color w:val="000000" w:themeColor="text1"/>
+                              </w:rPr>
+                              <w:t>sylvain.torrenti@gmail.com</w:t>
+                            </w:r>
                           </w:p>
                           <w:p>
                             <w:pPr>
@@ -3742,6 +3668,7 @@
                               <w:rPr>
                                 <w:b/>
                                 <w:bCs/>
+                                <w:color w:val="000000" w:themeColor="text1"/>
                               </w:rPr>
                             </w:pPr>
                           </w:p>
@@ -3750,42 +3677,58 @@
                               <w:spacing w:after="0" w:line="240" w:lineRule="exact"/>
                               <w:ind w:left="142"/>
                               <w:jc w:val="center"/>
-                            </w:pPr>
+                              <w:rPr>
+                                <w:b/>
+                                <w:bCs/>
+                              </w:rPr>
+                            </w:pPr>
+                            <w:r>
+                              <w:rPr>
+                                <w:b/>
+                                <w:bCs/>
+                              </w:rPr>
+                              <w:t>sylvaintorrenti@github.com</w:t>
+                            </w:r>
                           </w:p>
                           <w:p>
                             <w:pPr>
                               <w:spacing w:after="0" w:line="240" w:lineRule="exact"/>
                               <w:ind w:left="142"/>
                               <w:jc w:val="center"/>
-                            </w:pPr>
-                            <w:r>
-                              <w:t xml:space="preserve">4 </w:t>
-                            </w:r>
-                            <w:proofErr w:type="gramStart"/>
-                            <w:r>
-                              <w:t>groupe</w:t>
-                            </w:r>
-                            <w:proofErr w:type="gramEnd"/>
-                            <w:r>
-                              <w:t xml:space="preserve"> Provence – 13400 Aubagne</w:t>
-                            </w:r>
+                              <w:rPr>
+                                <w:b/>
+                                <w:bCs/>
+                              </w:rPr>
+                            </w:pPr>
                           </w:p>
                           <w:p>
                             <w:pPr>
                               <w:spacing w:after="0" w:line="240" w:lineRule="exact"/>
                               <w:ind w:left="142"/>
                               <w:jc w:val="center"/>
-                            </w:pPr>
+                              <w:rPr>
+                                <w:b/>
+                                <w:bCs/>
+                              </w:rPr>
+                            </w:pPr>
+                            <w:r>
+                              <w:rPr>
+                                <w:b/>
+                                <w:bCs/>
+                              </w:rPr>
+                              <w:t>linkedin.com/in/sylvain-torrenti</w:t>
+                            </w:r>
                           </w:p>
                           <w:p>
                             <w:pPr>
                               <w:spacing w:after="0" w:line="240" w:lineRule="exact"/>
                               <w:ind w:left="142"/>
                               <w:jc w:val="center"/>
-                            </w:pPr>
-                            <w:r>
-                              <w:t>Permis B – véhicule personnel</w:t>
-                            </w:r>
+                              <w:rPr>
+                                <w:b/>
+                                <w:bCs/>
+                              </w:rPr>
+                            </w:pPr>
                           </w:p>
                           <w:p>
                             <w:pPr>
@@ -3801,10 +3744,7 @@
                               <w:jc w:val="center"/>
                             </w:pPr>
                             <w:r>
-                              <w:t>Bénéficiaire d</w:t>
-                            </w:r>
-                            <w:r>
-                              <w:t>e la RQTH</w:t>
+                              <w:t>4 groupe Provence – 13400 Aubagne</w:t>
                             </w:r>
                           </w:p>
                           <w:p>
@@ -3812,44 +3752,16 @@
                               <w:spacing w:after="0" w:line="240" w:lineRule="exact"/>
                               <w:ind w:left="142"/>
                               <w:jc w:val="center"/>
-                              <w:rPr>
-                                <w:sz w:val="16"/>
-                                <w:szCs w:val="16"/>
-                              </w:rPr>
-                            </w:pPr>
-                            <w:r>
-                              <w:rPr>
-                                <w:sz w:val="16"/>
-                                <w:szCs w:val="16"/>
-                              </w:rPr>
-                              <w:t xml:space="preserve">(Pas d’aménagement de poste </w:t>
-                            </w:r>
+                            </w:pPr>
                           </w:p>
                           <w:p>
                             <w:pPr>
                               <w:spacing w:after="0" w:line="240" w:lineRule="exact"/>
                               <w:ind w:left="142"/>
                               <w:jc w:val="center"/>
-                              <w:rPr>
-                                <w:sz w:val="16"/>
-                                <w:szCs w:val="16"/>
-                              </w:rPr>
-                            </w:pPr>
-                            <w:proofErr w:type="gramStart"/>
-                            <w:r>
-                              <w:rPr>
-                                <w:sz w:val="16"/>
-                                <w:szCs w:val="16"/>
-                              </w:rPr>
-                              <w:t>nécessaire</w:t>
-                            </w:r>
-                            <w:proofErr w:type="gramEnd"/>
-                            <w:r>
-                              <w:rPr>
-                                <w:sz w:val="16"/>
-                                <w:szCs w:val="16"/>
-                              </w:rPr>
-                              <w:t>)</w:t>
+                            </w:pPr>
+                            <w:r>
+                              <w:t>Permis B – véhicule personnel</w:t>
                             </w:r>
                           </w:p>
                           <w:p>
@@ -3857,23 +3769,18 @@
                               <w:spacing w:after="0" w:line="240" w:lineRule="exact"/>
                               <w:ind w:left="142"/>
                               <w:jc w:val="center"/>
+                            </w:pPr>
+                          </w:p>
+                          <w:p>
+                            <w:pPr>
+                              <w:spacing w:after="0" w:line="240" w:lineRule="exact"/>
+                              <w:ind w:left="142"/>
+                              <w:jc w:val="center"/>
                               <w:rPr>
                                 <w:b/>
                                 <w:bCs/>
                                 <w:sz w:val="32"/>
                                 <w:szCs w:val="32"/>
-                              </w:rPr>
-                            </w:pPr>
-                          </w:p>
-                          <w:p>
-                            <w:pPr>
-                              <w:ind w:left="142"/>
-                              <w:jc w:val="center"/>
-                              <w:rPr>
-                                <w:b/>
-                                <w:bCs/>
-                                <w:sz w:val="28"/>
-                                <w:szCs w:val="28"/>
                               </w:rPr>
                             </w:pPr>
                           </w:p>
@@ -4024,7 +3931,6 @@
                                 <w:color w:val="FFFFFF" w:themeColor="background1"/>
                               </w:rPr>
                             </w:pPr>
-                            <w:proofErr w:type="gramStart"/>
                             <w:r>
                               <w:rPr>
                                 <w:i/>
@@ -4033,9 +3939,59 @@
                                 <w:sz w:val="20"/>
                                 <w:szCs w:val="20"/>
                               </w:rPr>
-                              <w:t>pour</w:t>
-                            </w:r>
-                            <w:proofErr w:type="gramEnd"/>
+                              <w:t>pour perfectionner mon anglais</w:t>
+                            </w:r>
+                          </w:p>
+                          <w:p>
+                            <w:pPr>
+                              <w:tabs>
+                                <w:tab w:val="left" w:pos="2268"/>
+                              </w:tabs>
+                              <w:spacing w:after="0" w:line="240" w:lineRule="exact"/>
+                              <w:ind w:left="142"/>
+                              <w:jc w:val="center"/>
+                              <w:rPr>
+                                <w:color w:val="FFFFFF" w:themeColor="background1"/>
+                              </w:rPr>
+                            </w:pPr>
+                          </w:p>
+                          <w:p>
+                            <w:pPr>
+                              <w:tabs>
+                                <w:tab w:val="left" w:pos="2268"/>
+                              </w:tabs>
+                              <w:spacing w:after="0" w:line="240" w:lineRule="exact"/>
+                              <w:ind w:left="142"/>
+                              <w:jc w:val="center"/>
+                              <w:rPr>
+                                <w:b/>
+                                <w:bCs/>
+                                <w:color w:val="FFFFFF" w:themeColor="background1"/>
+                              </w:rPr>
+                            </w:pPr>
+                            <w:r>
+                              <w:rPr>
+                                <w:b/>
+                                <w:bCs/>
+                                <w:color w:val="FFFFFF" w:themeColor="background1"/>
+                              </w:rPr>
+                              <w:t>Italie</w:t>
+                            </w:r>
+                          </w:p>
+                          <w:p>
+                            <w:pPr>
+                              <w:tabs>
+                                <w:tab w:val="left" w:pos="2268"/>
+                              </w:tabs>
+                              <w:spacing w:after="0" w:line="240" w:lineRule="exact"/>
+                              <w:ind w:left="142"/>
+                              <w:jc w:val="center"/>
+                              <w:rPr>
+                                <w:i/>
+                                <w:iCs/>
+                                <w:color w:val="FFFFFF" w:themeColor="background1"/>
+                              </w:rPr>
+                            </w:pPr>
                             <w:r>
                               <w:rPr>
                                 <w:i/>
@@ -4044,80 +4000,7 @@
                                 <w:sz w:val="20"/>
                                 <w:szCs w:val="20"/>
                               </w:rPr>
-                              <w:t xml:space="preserve"> perfectionner mon anglais</w:t>
-                            </w:r>
-                          </w:p>
-                          <w:p>
-                            <w:pPr>
-                              <w:tabs>
-                                <w:tab w:val="left" w:pos="2268"/>
-                              </w:tabs>
-                              <w:spacing w:after="0" w:line="240" w:lineRule="exact"/>
-                              <w:ind w:left="142"/>
-                              <w:jc w:val="center"/>
-                              <w:rPr>
-                                <w:color w:val="FFFFFF" w:themeColor="background1"/>
-                              </w:rPr>
-                            </w:pPr>
-                          </w:p>
-                          <w:p>
-                            <w:pPr>
-                              <w:tabs>
-                                <w:tab w:val="left" w:pos="2268"/>
-                              </w:tabs>
-                              <w:spacing w:after="0" w:line="240" w:lineRule="exact"/>
-                              <w:ind w:left="142"/>
-                              <w:jc w:val="center"/>
-                              <w:rPr>
-                                <w:b/>
-                                <w:bCs/>
-                                <w:color w:val="FFFFFF" w:themeColor="background1"/>
-                              </w:rPr>
-                            </w:pPr>
-                            <w:r>
-                              <w:rPr>
-                                <w:b/>
-                                <w:bCs/>
-                                <w:color w:val="FFFFFF" w:themeColor="background1"/>
-                              </w:rPr>
-                              <w:t>Italie</w:t>
-                            </w:r>
-                          </w:p>
-                          <w:p>
-                            <w:pPr>
-                              <w:tabs>
-                                <w:tab w:val="left" w:pos="2268"/>
-                              </w:tabs>
-                              <w:spacing w:after="0" w:line="240" w:lineRule="exact"/>
-                              <w:ind w:left="142"/>
-                              <w:jc w:val="center"/>
-                              <w:rPr>
-                                <w:i/>
-                                <w:iCs/>
-                                <w:color w:val="FFFFFF" w:themeColor="background1"/>
-                              </w:rPr>
-                            </w:pPr>
-                            <w:proofErr w:type="gramStart"/>
-                            <w:r>
-                              <w:rPr>
-                                <w:i/>
-                                <w:iCs/>
-                                <w:color w:val="FFFFFF" w:themeColor="background1"/>
-                                <w:sz w:val="20"/>
-                                <w:szCs w:val="20"/>
-                              </w:rPr>
-                              <w:t>pour</w:t>
-                            </w:r>
-                            <w:proofErr w:type="gramEnd"/>
-                            <w:r>
-                              <w:rPr>
-                                <w:i/>
-                                <w:iCs/>
-                                <w:color w:val="FFFFFF" w:themeColor="background1"/>
-                                <w:sz w:val="20"/>
-                                <w:szCs w:val="20"/>
-                              </w:rPr>
-                              <w:t xml:space="preserve"> partager des moments en famille</w:t>
+                              <w:t>pour partager des moments en famille</w:t>
                             </w:r>
                           </w:p>
                           <w:p>
@@ -4215,23 +4098,13 @@
                                 <w:szCs w:val="18"/>
                               </w:rPr>
                             </w:pPr>
-                            <w:proofErr w:type="gramStart"/>
                             <w:r>
                               <w:rPr>
                                 <w:color w:val="FFFFFF" w:themeColor="background1"/>
                                 <w:sz w:val="18"/>
                                 <w:szCs w:val="18"/>
                               </w:rPr>
-                              <w:t>pour</w:t>
-                            </w:r>
-                            <w:proofErr w:type="gramEnd"/>
-                            <w:r>
-                              <w:rPr>
-                                <w:color w:val="FFFFFF" w:themeColor="background1"/>
-                                <w:sz w:val="18"/>
-                                <w:szCs w:val="18"/>
-                              </w:rPr>
-                              <w:t xml:space="preserve"> me divertir et développer</w:t>
+                              <w:t>pour me divertir et développer</w:t>
                             </w:r>
                           </w:p>
                           <w:p>
@@ -4245,23 +4118,13 @@
                                 <w:szCs w:val="18"/>
                               </w:rPr>
                             </w:pPr>
-                            <w:proofErr w:type="gramStart"/>
                             <w:r>
                               <w:rPr>
                                 <w:color w:val="FFFFFF" w:themeColor="background1"/>
                                 <w:sz w:val="18"/>
                                 <w:szCs w:val="18"/>
                               </w:rPr>
-                              <w:t>mes</w:t>
-                            </w:r>
-                            <w:proofErr w:type="gramEnd"/>
-                            <w:r>
-                              <w:rPr>
-                                <w:color w:val="FFFFFF" w:themeColor="background1"/>
-                                <w:sz w:val="18"/>
-                                <w:szCs w:val="18"/>
-                              </w:rPr>
-                              <w:t xml:space="preserve"> capacités d’anticipation</w:t>
+                              <w:t>mes capacités d’anticipation</w:t>
                             </w:r>
                           </w:p>
                           <w:p>
@@ -4323,23 +4186,13 @@
                                 <w:color w:val="FFFFFF" w:themeColor="background1"/>
                               </w:rPr>
                             </w:pPr>
-                            <w:proofErr w:type="gramStart"/>
                             <w:r>
                               <w:rPr>
                                 <w:color w:val="FFFFFF" w:themeColor="background1"/>
                                 <w:sz w:val="18"/>
                                 <w:szCs w:val="18"/>
                               </w:rPr>
-                              <w:t>en</w:t>
-                            </w:r>
-                            <w:proofErr w:type="gramEnd"/>
-                            <w:r>
-                              <w:rPr>
-                                <w:color w:val="FFFFFF" w:themeColor="background1"/>
-                                <w:sz w:val="18"/>
-                                <w:szCs w:val="18"/>
-                              </w:rPr>
-                              <w:t xml:space="preserve"> club handisport jusqu’en 2018</w:t>
+                              <w:t>en club handisport jusqu’en 2018</w:t>
                             </w:r>
                           </w:p>
                           <w:p>
@@ -4425,7 +4278,11 @@
           </mc:Choice>
           <mc:Fallback>
             <w:pict>
-              <v:shape w14:anchorId="4E498D4B" id="_x0000_s1030" type="#_x0000_t202" style="position:absolute;margin-left:0;margin-top:0;width:207.3pt;height:843pt;z-index:251659264;visibility:visible;mso-wrap-style:square;mso-width-percent:0;mso-height-percent:0;mso-wrap-distance-left:9pt;mso-wrap-distance-top:3.6pt;mso-wrap-distance-right:9pt;mso-wrap-distance-bottom:3.6pt;mso-position-horizontal:left;mso-position-horizontal-relative:page;mso-position-vertical:absolute;mso-position-vertical-relative:text;mso-width-percent:0;mso-height-percent:0;mso-width-relative:margin;mso-height-relative:margin;v-text-anchor:top" o:gfxdata="UEsDBBQABgAIAAAAIQC2gziS/gAAAOEBAAATAAAAW0NvbnRlbnRfVHlwZXNdLnhtbJSRQU7DMBBF&#10;90jcwfIWJU67QAgl6YK0S0CoHGBkTxKLZGx5TGhvj5O2G0SRWNoz/78nu9wcxkFMGNg6quQqL6RA&#10;0s5Y6ir5vt9lD1JwBDIwOMJKHpHlpr69KfdHjyxSmriSfYz+USnWPY7AufNIadK6MEJMx9ApD/oD&#10;OlTrorhX2lFEilmcO2RdNtjC5xDF9pCuTyYBB5bi6bQ4syoJ3g9WQ0ymaiLzg5KdCXlKLjvcW893&#10;SUOqXwnz5DrgnHtJTxOsQfEKIT7DmDSUCaxw7Rqn8787ZsmRM9e2VmPeBN4uqYvTtW7jvijg9N/y&#10;JsXecLq0q+WD6m8AAAD//wMAUEsDBBQABgAIAAAAIQA4/SH/1gAAAJQBAAALAAAAX3JlbHMvLnJl&#10;bHOkkMFqwzAMhu+DvYPRfXGawxijTi+j0GvpHsDYimMaW0Yy2fr2M4PBMnrbUb/Q94l/f/hMi1qR&#10;JVI2sOt6UJgd+ZiDgffL8ekFlFSbvV0oo4EbChzGx4f9GRdb25HMsYhqlCwG5lrLq9biZkxWOiqY&#10;22YiTra2kYMu1l1tQD30/bPm3wwYN0x18gb45AdQl1tp5j/sFB2T0FQ7R0nTNEV3j6o9feQzro1i&#10;OWA14Fm+Q8a1a8+Bvu/d/dMb2JY5uiPbhG/ktn4cqGU/er3pcvwCAAD//wMAUEsDBBQABgAIAAAA&#10;IQCDeWGVFQIAAP8DAAAOAAAAZHJzL2Uyb0RvYy54bWysU9tu2zAMfR+wfxD0vviyJE2NKEWXLsOA&#10;7gJ0+wBZlmNhsqhJSuzu60vJaZptb8NeBFIkj8jDo/XN2GtylM4rMIwWs5wSaQQ0yuwZ/f5t92ZF&#10;iQ/cNFyDkYw+Sk9vNq9frQdbyRI60I10BEGMrwbLaBeCrbLMi0723M/ASoPBFlzPA7punzWOD4je&#10;66zM82U2gGusAyG9x9u7KUg3Cb9tpQhf2tbLQDSj2FtIp0tnHc9ss+bV3nHbKXFqg/9DFz1XBh89&#10;Q93xwMnBqb+geiUceGjDTECfQdsqIdMMOE2R/zHNQ8etTLMgOd6eafL/D1Z8Pj7Yr46E8R2MuMA0&#10;hLf3IH54YmDbcbOXt87B0Ene4MNFpCwbrK9OpZFqX/kIUg+foMEl80OABDS2ro+s4JwE0XEBj2fS&#10;5RiIwMty+bZczQtKBMaK/CpfFnnaS8ar53rrfPggoSfRYNThWhM+P977EPvh1XNKfM6DVs1OaZ0c&#10;t6+32pEjRwnsdtv8jP5bmjZkYPR6US4SsoFYn9TRq4AS1apndIXFUzmvIh/vTZNSAld6srETbU4E&#10;RU4mdsJYj0Q1jM4je5GvGppHZMzBpEj8QWh04H5RMqAaGfU/D9xJSvRHg6xfF/N5lG9y5ourEh13&#10;GakvI9wIhGI0UDKZ25AkH+kwcIvbaVWi7aWTU8uossTm6UdEGV/6Kevl326eAAAA//8DAFBLAwQU&#10;AAYACAAAACEAkOg90N0AAAAGAQAADwAAAGRycy9kb3ducmV2LnhtbEyPQUvDQBCF70L/wzIFL8Vu&#10;KnUtMZtSBPUiFqvgdZudJqHZ2bi7beK/d/SilwfDe7z3TbEeXSfOGGLrScNinoFAqrxtqdbw/vZw&#10;tQIRkyFrOk+o4QsjrMvJRWFy6wd6xfMu1YJLKOZGQ5NSn0sZqwadiXPfI7F38MGZxGeopQ1m4HLX&#10;yessU9KZlnihMT3eN1gddyenQd2+PH/cDMc46z+ftvVMhqF6DFpfTsfNHYiEY/oLww8+o0PJTHt/&#10;IhtFp4EfSb/K3nKxVCD2HFIrlYEsC/kfv/wGAAD//wMAUEsBAi0AFAAGAAgAAAAhALaDOJL+AAAA&#10;4QEAABMAAAAAAAAAAAAAAAAAAAAAAFtDb250ZW50X1R5cGVzXS54bWxQSwECLQAUAAYACAAAACEA&#10;OP0h/9YAAACUAQAACwAAAAAAAAAAAAAAAAAvAQAAX3JlbHMvLnJlbHNQSwECLQAUAAYACAAAACEA&#10;g3lhlRUCAAD/AwAADgAAAAAAAAAAAAAAAAAuAgAAZHJzL2Uyb0RvYy54bWxQSwECLQAUAAYACAAA&#10;ACEAkOg90N0AAAAGAQAADwAAAAAAAAAAAAAAAABvBAAAZHJzL2Rvd25yZXYueG1sUEsFBgAAAAAE&#10;AAQA8wAAAHkFAAAAAA==&#10;" fillcolor="#ffc000" stroked="f">
+              <v:shapetype w14:anchorId="4E498D4B" id="_x0000_t202" coordsize="21600,21600" o:spt="202" path="m,l,21600r21600,l21600,xe">
+                <v:stroke joinstyle="miter"/>
+                <v:path gradientshapeok="t" o:connecttype="rect"/>
+              </v:shapetype>
+              <v:shape id="_x0000_s1030" type="#_x0000_t202" style="position:absolute;margin-left:0;margin-top:0;width:207.3pt;height:843pt;z-index:251659264;visibility:visible;mso-wrap-style:square;mso-width-percent:0;mso-height-percent:0;mso-wrap-distance-left:9pt;mso-wrap-distance-top:3.6pt;mso-wrap-distance-right:9pt;mso-wrap-distance-bottom:3.6pt;mso-position-horizontal:left;mso-position-horizontal-relative:page;mso-position-vertical:absolute;mso-position-vertical-relative:text;mso-width-percent:0;mso-height-percent:0;mso-width-relative:margin;mso-height-relative:margin;v-text-anchor:top" o:gfxdata="UEsDBBQABgAIAAAAIQC2gziS/gAAAOEBAAATAAAAW0NvbnRlbnRfVHlwZXNdLnhtbJSRQU7DMBBF&#10;90jcwfIWJU67QAgl6YK0S0CoHGBkTxKLZGx5TGhvj5O2G0SRWNoz/78nu9wcxkFMGNg6quQqL6RA&#10;0s5Y6ir5vt9lD1JwBDIwOMJKHpHlpr69KfdHjyxSmriSfYz+USnWPY7AufNIadK6MEJMx9ApD/oD&#10;OlTrorhX2lFEilmcO2RdNtjC5xDF9pCuTyYBB5bi6bQ4syoJ3g9WQ0ymaiLzg5KdCXlKLjvcW893&#10;SUOqXwnz5DrgnHtJTxOsQfEKIT7DmDSUCaxw7Rqn8787ZsmRM9e2VmPeBN4uqYvTtW7jvijg9N/y&#10;JsXecLq0q+WD6m8AAAD//wMAUEsDBBQABgAIAAAAIQA4/SH/1gAAAJQBAAALAAAAX3JlbHMvLnJl&#10;bHOkkMFqwzAMhu+DvYPRfXGawxijTi+j0GvpHsDYimMaW0Yy2fr2M4PBMnrbUb/Q94l/f/hMi1qR&#10;JVI2sOt6UJgd+ZiDgffL8ekFlFSbvV0oo4EbChzGx4f9GRdb25HMsYhqlCwG5lrLq9biZkxWOiqY&#10;22YiTra2kYMu1l1tQD30/bPm3wwYN0x18gb45AdQl1tp5j/sFB2T0FQ7R0nTNEV3j6o9feQzro1i&#10;OWA14Fm+Q8a1a8+Bvu/d/dMb2JY5uiPbhG/ktn4cqGU/er3pcvwCAAD//wMAUEsDBBQABgAIAAAA&#10;IQCDeWGVFQIAAP8DAAAOAAAAZHJzL2Uyb0RvYy54bWysU9tu2zAMfR+wfxD0vviyJE2NKEWXLsOA&#10;7gJ0+wBZlmNhsqhJSuzu60vJaZptb8NeBFIkj8jDo/XN2GtylM4rMIwWs5wSaQQ0yuwZ/f5t92ZF&#10;iQ/cNFyDkYw+Sk9vNq9frQdbyRI60I10BEGMrwbLaBeCrbLMi0723M/ASoPBFlzPA7punzWOD4je&#10;66zM82U2gGusAyG9x9u7KUg3Cb9tpQhf2tbLQDSj2FtIp0tnHc9ss+bV3nHbKXFqg/9DFz1XBh89&#10;Q93xwMnBqb+geiUceGjDTECfQdsqIdMMOE2R/zHNQ8etTLMgOd6eafL/D1Z8Pj7Yr46E8R2MuMA0&#10;hLf3IH54YmDbcbOXt87B0Ene4MNFpCwbrK9OpZFqX/kIUg+foMEl80OABDS2ro+s4JwE0XEBj2fS&#10;5RiIwMty+bZczQtKBMaK/CpfFnnaS8ar53rrfPggoSfRYNThWhM+P977EPvh1XNKfM6DVs1OaZ0c&#10;t6+32pEjRwnsdtv8jP5bmjZkYPR6US4SsoFYn9TRq4AS1apndIXFUzmvIh/vTZNSAld6srETbU4E&#10;RU4mdsJYj0Q1jM4je5GvGppHZMzBpEj8QWh04H5RMqAaGfU/D9xJSvRHg6xfF/N5lG9y5ourEh13&#10;GakvI9wIhGI0UDKZ25AkH+kwcIvbaVWi7aWTU8uossTm6UdEGV/6Kevl326eAAAA//8DAFBLAwQU&#10;AAYACAAAACEAkOg90N0AAAAGAQAADwAAAGRycy9kb3ducmV2LnhtbEyPQUvDQBCF70L/wzIFL8Vu&#10;KnUtMZtSBPUiFqvgdZudJqHZ2bi7beK/d/SilwfDe7z3TbEeXSfOGGLrScNinoFAqrxtqdbw/vZw&#10;tQIRkyFrOk+o4QsjrMvJRWFy6wd6xfMu1YJLKOZGQ5NSn0sZqwadiXPfI7F38MGZxGeopQ1m4HLX&#10;yessU9KZlnihMT3eN1gddyenQd2+PH/cDMc46z+ftvVMhqF6DFpfTsfNHYiEY/oLww8+o0PJTHt/&#10;IhtFp4EfSb/K3nKxVCD2HFIrlYEsC/kfv/wGAAD//wMAUEsBAi0AFAAGAAgAAAAhALaDOJL+AAAA&#10;4QEAABMAAAAAAAAAAAAAAAAAAAAAAFtDb250ZW50X1R5cGVzXS54bWxQSwECLQAUAAYACAAAACEA&#10;OP0h/9YAAACUAQAACwAAAAAAAAAAAAAAAAAvAQAAX3JlbHMvLnJlbHNQSwECLQAUAAYACAAAACEA&#10;g3lhlRUCAAD/AwAADgAAAAAAAAAAAAAAAAAuAgAAZHJzL2Uyb0RvYy54bWxQSwECLQAUAAYACAAA&#10;ACEAkOg90N0AAAAGAQAADwAAAAAAAAAAAAAAAABvBAAAZHJzL2Rvd25yZXYueG1sUEsFBgAAAAAE&#10;AAQA8wAAAHkFAAAAAA==&#10;" fillcolor="#ffc000" stroked="f">
                 <v:textbox>
                   <w:txbxContent>
                     <w:p>
@@ -4487,7 +4344,7 @@
                                     <pic:cNvPicPr/>
                                   </pic:nvPicPr>
                                   <pic:blipFill>
-                                    <a:blip r:embed="rId7">
+                                    <a:blip r:embed="rId6">
                                       <a:extLst>
                                         <a:ext uri="{28A0092B-C50C-407E-A947-70E740481C1C}">
                                           <a14:useLocalDpi xmlns:a14="http://schemas.microsoft.com/office/drawing/2010/main" val="0"/>
@@ -4569,6 +4426,9 @@
                         <w:ind w:left="142"/>
                         <w:jc w:val="center"/>
                       </w:pPr>
+                      <w:r>
+                        <w:t>Bénéficiaire de la RQTH</w:t>
+                      </w:r>
                     </w:p>
                     <w:p>
                       <w:pPr>
@@ -4576,16 +4436,16 @@
                         <w:ind w:left="142"/>
                         <w:jc w:val="center"/>
                         <w:rPr>
-                          <w:b/>
-                          <w:bCs/>
-                        </w:rPr>
-                      </w:pPr>
-                      <w:r>
-                        <w:rPr>
-                          <w:b/>
-                          <w:bCs/>
-                        </w:rPr>
-                        <w:t>06 08 84 69 71</w:t>
+                          <w:sz w:val="16"/>
+                          <w:szCs w:val="16"/>
+                        </w:rPr>
+                      </w:pPr>
+                      <w:r>
+                        <w:rPr>
+                          <w:sz w:val="16"/>
+                          <w:szCs w:val="16"/>
+                        </w:rPr>
+                        <w:t xml:space="preserve">(Pas d’aménagement de poste </w:t>
                       </w:r>
                     </w:p>
                     <w:p>
@@ -4593,38 +4453,31 @@
                         <w:spacing w:after="0" w:line="240" w:lineRule="exact"/>
                         <w:ind w:left="142"/>
                         <w:jc w:val="center"/>
-                      </w:pPr>
+                        <w:rPr>
+                          <w:sz w:val="16"/>
+                          <w:szCs w:val="16"/>
+                        </w:rPr>
+                      </w:pPr>
+                      <w:r>
+                        <w:rPr>
+                          <w:sz w:val="16"/>
+                          <w:szCs w:val="16"/>
+                        </w:rPr>
+                        <w:t>nécessaire)</w:t>
+                      </w:r>
                     </w:p>
                     <w:p>
                       <w:pPr>
                         <w:spacing w:after="0" w:line="240" w:lineRule="exact"/>
                         <w:ind w:left="142"/>
                         <w:jc w:val="center"/>
-                        <w:rPr>
-                          <w:b/>
-                          <w:bCs/>
-                          <w:color w:val="000000" w:themeColor="text1"/>
-                        </w:rPr>
-                      </w:pPr>
-                      <w:r>
-                        <w:rPr>
-                          <w:b/>
-                          <w:bCs/>
-                          <w:color w:val="000000" w:themeColor="text1"/>
-                        </w:rPr>
-                        <w:t>sylvain.torrenti@gmail.com</w:t>
-                      </w:r>
+                      </w:pPr>
                     </w:p>
                     <w:p>
                       <w:pPr>
                         <w:spacing w:after="0" w:line="240" w:lineRule="exact"/>
                         <w:ind w:left="142"/>
                         <w:jc w:val="center"/>
-                        <w:rPr>
-                          <w:b/>
-                          <w:bCs/>
-                          <w:color w:val="000000" w:themeColor="text1"/>
-                        </w:rPr>
                       </w:pPr>
                     </w:p>
                     <w:p>
@@ -4642,7 +4495,7 @@
                           <w:b/>
                           <w:bCs/>
                         </w:rPr>
-                        <w:t>sylvaintorrenti@github.com</w:t>
+                        <w:t>06 08 84 69 71</w:t>
                       </w:r>
                     </w:p>
                     <w:p>
@@ -4650,10 +4503,6 @@
                         <w:spacing w:after="0" w:line="240" w:lineRule="exact"/>
                         <w:ind w:left="142"/>
                         <w:jc w:val="center"/>
-                        <w:rPr>
-                          <w:b/>
-                          <w:bCs/>
-                        </w:rPr>
                       </w:pPr>
                     </w:p>
                     <w:p>
@@ -4664,24 +4513,17 @@
                         <w:rPr>
                           <w:b/>
                           <w:bCs/>
-                        </w:rPr>
-                      </w:pPr>
-                      <w:r>
-                        <w:rPr>
-                          <w:b/>
-                          <w:bCs/>
-                        </w:rPr>
-                        <w:t>linkedin.com/in/sylvain-</w:t>
-                      </w:r>
-                      <w:proofErr w:type="spellStart"/>
-                      <w:r>
-                        <w:rPr>
-                          <w:b/>
-                          <w:bCs/>
-                        </w:rPr>
-                        <w:t>torrenti</w:t>
-                      </w:r>
-                      <w:proofErr w:type="spellEnd"/>
+                          <w:color w:val="000000" w:themeColor="text1"/>
+                        </w:rPr>
+                      </w:pPr>
+                      <w:r>
+                        <w:rPr>
+                          <w:b/>
+                          <w:bCs/>
+                          <w:color w:val="000000" w:themeColor="text1"/>
+                        </w:rPr>
+                        <w:t>sylvain.torrenti@gmail.com</w:t>
+                      </w:r>
                     </w:p>
                     <w:p>
                       <w:pPr>
@@ -4691,6 +4533,7 @@
                         <w:rPr>
                           <w:b/>
                           <w:bCs/>
+                          <w:color w:val="000000" w:themeColor="text1"/>
                         </w:rPr>
                       </w:pPr>
                     </w:p>
@@ -4699,42 +4542,58 @@
                         <w:spacing w:after="0" w:line="240" w:lineRule="exact"/>
                         <w:ind w:left="142"/>
                         <w:jc w:val="center"/>
-                      </w:pPr>
+                        <w:rPr>
+                          <w:b/>
+                          <w:bCs/>
+                        </w:rPr>
+                      </w:pPr>
+                      <w:r>
+                        <w:rPr>
+                          <w:b/>
+                          <w:bCs/>
+                        </w:rPr>
+                        <w:t>sylvaintorrenti@github.com</w:t>
+                      </w:r>
                     </w:p>
                     <w:p>
                       <w:pPr>
                         <w:spacing w:after="0" w:line="240" w:lineRule="exact"/>
                         <w:ind w:left="142"/>
                         <w:jc w:val="center"/>
-                      </w:pPr>
-                      <w:r>
-                        <w:t xml:space="preserve">4 </w:t>
-                      </w:r>
-                      <w:proofErr w:type="gramStart"/>
-                      <w:r>
-                        <w:t>groupe</w:t>
-                      </w:r>
-                      <w:proofErr w:type="gramEnd"/>
-                      <w:r>
-                        <w:t xml:space="preserve"> Provence – 13400 Aubagne</w:t>
-                      </w:r>
+                        <w:rPr>
+                          <w:b/>
+                          <w:bCs/>
+                        </w:rPr>
+                      </w:pPr>
                     </w:p>
                     <w:p>
                       <w:pPr>
                         <w:spacing w:after="0" w:line="240" w:lineRule="exact"/>
                         <w:ind w:left="142"/>
                         <w:jc w:val="center"/>
-                      </w:pPr>
+                        <w:rPr>
+                          <w:b/>
+                          <w:bCs/>
+                        </w:rPr>
+                      </w:pPr>
+                      <w:r>
+                        <w:rPr>
+                          <w:b/>
+                          <w:bCs/>
+                        </w:rPr>
+                        <w:t>linkedin.com/in/sylvain-torrenti</w:t>
+                      </w:r>
                     </w:p>
                     <w:p>
                       <w:pPr>
                         <w:spacing w:after="0" w:line="240" w:lineRule="exact"/>
                         <w:ind w:left="142"/>
                         <w:jc w:val="center"/>
-                      </w:pPr>
-                      <w:r>
-                        <w:t>Permis B – véhicule personnel</w:t>
-                      </w:r>
+                        <w:rPr>
+                          <w:b/>
+                          <w:bCs/>
+                        </w:rPr>
+                      </w:pPr>
                     </w:p>
                     <w:p>
                       <w:pPr>
@@ -4750,10 +4609,7 @@
                         <w:jc w:val="center"/>
                       </w:pPr>
                       <w:r>
-                        <w:t>Bénéficiaire d</w:t>
-                      </w:r>
-                      <w:r>
-                        <w:t>e la RQTH</w:t>
+                        <w:t>4 groupe Provence – 13400 Aubagne</w:t>
                       </w:r>
                     </w:p>
                     <w:p>
@@ -4761,44 +4617,16 @@
                         <w:spacing w:after="0" w:line="240" w:lineRule="exact"/>
                         <w:ind w:left="142"/>
                         <w:jc w:val="center"/>
-                        <w:rPr>
-                          <w:sz w:val="16"/>
-                          <w:szCs w:val="16"/>
-                        </w:rPr>
-                      </w:pPr>
-                      <w:r>
-                        <w:rPr>
-                          <w:sz w:val="16"/>
-                          <w:szCs w:val="16"/>
-                        </w:rPr>
-                        <w:t xml:space="preserve">(Pas d’aménagement de poste </w:t>
-                      </w:r>
+                      </w:pPr>
                     </w:p>
                     <w:p>
                       <w:pPr>
                         <w:spacing w:after="0" w:line="240" w:lineRule="exact"/>
                         <w:ind w:left="142"/>
                         <w:jc w:val="center"/>
-                        <w:rPr>
-                          <w:sz w:val="16"/>
-                          <w:szCs w:val="16"/>
-                        </w:rPr>
-                      </w:pPr>
-                      <w:proofErr w:type="gramStart"/>
-                      <w:r>
-                        <w:rPr>
-                          <w:sz w:val="16"/>
-                          <w:szCs w:val="16"/>
-                        </w:rPr>
-                        <w:t>nécessaire</w:t>
-                      </w:r>
-                      <w:proofErr w:type="gramEnd"/>
-                      <w:r>
-                        <w:rPr>
-                          <w:sz w:val="16"/>
-                          <w:szCs w:val="16"/>
-                        </w:rPr>
-                        <w:t>)</w:t>
+                      </w:pPr>
+                      <w:r>
+                        <w:t>Permis B – véhicule personnel</w:t>
                       </w:r>
                     </w:p>
                     <w:p>
@@ -4806,23 +4634,18 @@
                         <w:spacing w:after="0" w:line="240" w:lineRule="exact"/>
                         <w:ind w:left="142"/>
                         <w:jc w:val="center"/>
+                      </w:pPr>
+                    </w:p>
+                    <w:p>
+                      <w:pPr>
+                        <w:spacing w:after="0" w:line="240" w:lineRule="exact"/>
+                        <w:ind w:left="142"/>
+                        <w:jc w:val="center"/>
                         <w:rPr>
                           <w:b/>
                           <w:bCs/>
                           <w:sz w:val="32"/>
                           <w:szCs w:val="32"/>
-                        </w:rPr>
-                      </w:pPr>
-                    </w:p>
-                    <w:p>
-                      <w:pPr>
-                        <w:ind w:left="142"/>
-                        <w:jc w:val="center"/>
-                        <w:rPr>
-                          <w:b/>
-                          <w:bCs/>
-                          <w:sz w:val="28"/>
-                          <w:szCs w:val="28"/>
                         </w:rPr>
                       </w:pPr>
                     </w:p>
@@ -4973,7 +4796,6 @@
                           <w:color w:val="FFFFFF" w:themeColor="background1"/>
                         </w:rPr>
                       </w:pPr>
-                      <w:proofErr w:type="gramStart"/>
                       <w:r>
                         <w:rPr>
                           <w:i/>
@@ -4982,9 +4804,59 @@
                           <w:sz w:val="20"/>
                           <w:szCs w:val="20"/>
                         </w:rPr>
-                        <w:t>pour</w:t>
-                      </w:r>
-                      <w:proofErr w:type="gramEnd"/>
+                        <w:t>pour perfectionner mon anglais</w:t>
+                      </w:r>
+                    </w:p>
+                    <w:p>
+                      <w:pPr>
+                        <w:tabs>
+                          <w:tab w:val="left" w:pos="2268"/>
+                        </w:tabs>
+                        <w:spacing w:after="0" w:line="240" w:lineRule="exact"/>
+                        <w:ind w:left="142"/>
+                        <w:jc w:val="center"/>
+                        <w:rPr>
+                          <w:color w:val="FFFFFF" w:themeColor="background1"/>
+                        </w:rPr>
+                      </w:pPr>
+                    </w:p>
+                    <w:p>
+                      <w:pPr>
+                        <w:tabs>
+                          <w:tab w:val="left" w:pos="2268"/>
+                        </w:tabs>
+                        <w:spacing w:after="0" w:line="240" w:lineRule="exact"/>
+                        <w:ind w:left="142"/>
+                        <w:jc w:val="center"/>
+                        <w:rPr>
+                          <w:b/>
+                          <w:bCs/>
+                          <w:color w:val="FFFFFF" w:themeColor="background1"/>
+                        </w:rPr>
+                      </w:pPr>
+                      <w:r>
+                        <w:rPr>
+                          <w:b/>
+                          <w:bCs/>
+                          <w:color w:val="FFFFFF" w:themeColor="background1"/>
+                        </w:rPr>
+                        <w:t>Italie</w:t>
+                      </w:r>
+                    </w:p>
+                    <w:p>
+                      <w:pPr>
+                        <w:tabs>
+                          <w:tab w:val="left" w:pos="2268"/>
+                        </w:tabs>
+                        <w:spacing w:after="0" w:line="240" w:lineRule="exact"/>
+                        <w:ind w:left="142"/>
+                        <w:jc w:val="center"/>
+                        <w:rPr>
+                          <w:i/>
+                          <w:iCs/>
+                          <w:color w:val="FFFFFF" w:themeColor="background1"/>
+                        </w:rPr>
+                      </w:pPr>
                       <w:r>
                         <w:rPr>
                           <w:i/>
@@ -4993,80 +4865,7 @@
                           <w:sz w:val="20"/>
                           <w:szCs w:val="20"/>
                         </w:rPr>
-                        <w:t xml:space="preserve"> perfectionner mon anglais</w:t>
-                      </w:r>
-                    </w:p>
-                    <w:p>
-                      <w:pPr>
-                        <w:tabs>
-                          <w:tab w:val="left" w:pos="2268"/>
-                        </w:tabs>
-                        <w:spacing w:after="0" w:line="240" w:lineRule="exact"/>
-                        <w:ind w:left="142"/>
-                        <w:jc w:val="center"/>
-                        <w:rPr>
-                          <w:color w:val="FFFFFF" w:themeColor="background1"/>
-                        </w:rPr>
-                      </w:pPr>
-                    </w:p>
-                    <w:p>
-                      <w:pPr>
-                        <w:tabs>
-                          <w:tab w:val="left" w:pos="2268"/>
-                        </w:tabs>
-                        <w:spacing w:after="0" w:line="240" w:lineRule="exact"/>
-                        <w:ind w:left="142"/>
-                        <w:jc w:val="center"/>
-                        <w:rPr>
-                          <w:b/>
-                          <w:bCs/>
-                          <w:color w:val="FFFFFF" w:themeColor="background1"/>
-                        </w:rPr>
-                      </w:pPr>
-                      <w:r>
-                        <w:rPr>
-                          <w:b/>
-                          <w:bCs/>
-                          <w:color w:val="FFFFFF" w:themeColor="background1"/>
-                        </w:rPr>
-                        <w:t>Italie</w:t>
-                      </w:r>
-                    </w:p>
-                    <w:p>
-                      <w:pPr>
-                        <w:tabs>
-                          <w:tab w:val="left" w:pos="2268"/>
-                        </w:tabs>
-                        <w:spacing w:after="0" w:line="240" w:lineRule="exact"/>
-                        <w:ind w:left="142"/>
-                        <w:jc w:val="center"/>
-                        <w:rPr>
-                          <w:i/>
-                          <w:iCs/>
-                          <w:color w:val="FFFFFF" w:themeColor="background1"/>
-                        </w:rPr>
-                      </w:pPr>
-                      <w:proofErr w:type="gramStart"/>
-                      <w:r>
-                        <w:rPr>
-                          <w:i/>
-                          <w:iCs/>
-                          <w:color w:val="FFFFFF" w:themeColor="background1"/>
-                          <w:sz w:val="20"/>
-                          <w:szCs w:val="20"/>
-                        </w:rPr>
-                        <w:t>pour</w:t>
-                      </w:r>
-                      <w:proofErr w:type="gramEnd"/>
-                      <w:r>
-                        <w:rPr>
-                          <w:i/>
-                          <w:iCs/>
-                          <w:color w:val="FFFFFF" w:themeColor="background1"/>
-                          <w:sz w:val="20"/>
-                          <w:szCs w:val="20"/>
-                        </w:rPr>
-                        <w:t xml:space="preserve"> partager des moments en famille</w:t>
+                        <w:t>pour partager des moments en famille</w:t>
                       </w:r>
                     </w:p>
                     <w:p>
@@ -5164,23 +4963,13 @@
                           <w:szCs w:val="18"/>
                         </w:rPr>
                       </w:pPr>
-                      <w:proofErr w:type="gramStart"/>
                       <w:r>
                         <w:rPr>
                           <w:color w:val="FFFFFF" w:themeColor="background1"/>
                           <w:sz w:val="18"/>
                           <w:szCs w:val="18"/>
                         </w:rPr>
-                        <w:t>pour</w:t>
-                      </w:r>
-                      <w:proofErr w:type="gramEnd"/>
-                      <w:r>
-                        <w:rPr>
-                          <w:color w:val="FFFFFF" w:themeColor="background1"/>
-                          <w:sz w:val="18"/>
-                          <w:szCs w:val="18"/>
-                        </w:rPr>
-                        <w:t xml:space="preserve"> me divertir et développer</w:t>
+                        <w:t>pour me divertir et développer</w:t>
                       </w:r>
                     </w:p>
                     <w:p>
@@ -5194,23 +4983,13 @@
                           <w:szCs w:val="18"/>
                         </w:rPr>
                       </w:pPr>
-                      <w:proofErr w:type="gramStart"/>
                       <w:r>
                         <w:rPr>
                           <w:color w:val="FFFFFF" w:themeColor="background1"/>
                           <w:sz w:val="18"/>
                           <w:szCs w:val="18"/>
                         </w:rPr>
-                        <w:t>mes</w:t>
-                      </w:r>
-                      <w:proofErr w:type="gramEnd"/>
-                      <w:r>
-                        <w:rPr>
-                          <w:color w:val="FFFFFF" w:themeColor="background1"/>
-                          <w:sz w:val="18"/>
-                          <w:szCs w:val="18"/>
-                        </w:rPr>
-                        <w:t xml:space="preserve"> capacités d’anticipation</w:t>
+                        <w:t>mes capacités d’anticipation</w:t>
                       </w:r>
                     </w:p>
                     <w:p>
@@ -5272,23 +5051,13 @@
                           <w:color w:val="FFFFFF" w:themeColor="background1"/>
                         </w:rPr>
                       </w:pPr>
-                      <w:proofErr w:type="gramStart"/>
                       <w:r>
                         <w:rPr>
                           <w:color w:val="FFFFFF" w:themeColor="background1"/>
                           <w:sz w:val="18"/>
                           <w:szCs w:val="18"/>
                         </w:rPr>
-                        <w:t>en</w:t>
-                      </w:r>
-                      <w:proofErr w:type="gramEnd"/>
-                      <w:r>
-                        <w:rPr>
-                          <w:color w:val="FFFFFF" w:themeColor="background1"/>
-                          <w:sz w:val="18"/>
-                          <w:szCs w:val="18"/>
-                        </w:rPr>
-                        <w:t xml:space="preserve"> club handisport jusqu’en 2018</w:t>
+                        <w:t>en club handisport jusqu’en 2018</w:t>
                       </w:r>
                     </w:p>
                     <w:p>
@@ -5380,7 +5149,7 @@
     <mc:AlternateContent>
       <mc:Choice Requires="v">
         <w:pict>
-          <v:shapetype w14:anchorId="27AFB2CF" id="_x0000_t75" coordsize="21600,21600" o:spt="75" o:preferrelative="t" path="m@4@5l@4@11@9@11@9@5xe" filled="f" stroked="f">
+          <v:shapetype w14:anchorId="109D5F85" id="_x0000_t75" coordsize="21600,21600" o:spt="75" o:preferrelative="t" path="m@4@5l@4@11@9@11@9@5xe" filled="f" stroked="f">
             <v:stroke joinstyle="miter"/>
             <v:formulas>
               <v:f eqn="if lineDrawn pixelLineWidth 0"/>
@@ -5399,17 +5168,17 @@
             <v:path o:extrusionok="f" gradientshapeok="t" o:connecttype="rect"/>
             <o:lock v:ext="edit" aspectratio="t"/>
           </v:shapetype>
-          <v:shape id="Image 1322427869" o:spid="_x0000_i1025" type="#_x0000_t75" style="width:451.5pt;height:451.5pt;visibility:visible;mso-wrap-style:square">
+          <v:shape id="Image 1365156700" o:spid="_x0000_i1025" type="#_x0000_t75" style="width:451.5pt;height:451.5pt;visibility:visible;mso-wrap-style:square">
             <v:imagedata r:id="rId1" o:title=""/>
           </v:shape>
         </w:pict>
       </mc:Choice>
       <mc:Fallback>
         <w:drawing>
-          <wp:inline distT="0" distB="0" distL="0" distR="0" wp14:anchorId="5FBC31B7" wp14:editId="51CC24DA">
+          <wp:inline distT="0" distB="0" distL="0" distR="0" wp14:anchorId="6C4B44EA" wp14:editId="1E9FB195">
             <wp:extent cx="5734050" cy="5734050"/>
             <wp:effectExtent l="0" t="0" r="0" b="0"/>
-            <wp:docPr id="1322427869" name="Image 1322427869"/>
+            <wp:docPr id="1365156700" name="Image 1365156700"/>
             <wp:cNvGraphicFramePr>
               <a:graphicFrameLocks xmlns:a="http://schemas.openxmlformats.org/drawingml/2006/main" noChangeAspect="1"/>
             </wp:cNvGraphicFramePr>
